--- a/zht/docx/197.content.docx
+++ b/zht/docx/197.content.docx
@@ -456,282 +456,210 @@
           <w:lang w:val="zh_TW" w:bidi="zh_TW"/>
         </w:rPr>
       </w:r>
-      <w:hyperlink r:id="rId13">
-        <w:r>
-          <w:rPr>
-            <w:lang w:val="zh_TW" w:bidi="zh_TW"/>
-          </w:rPr>
-          <w:rPr>
-            <w:color w:val="0000EE"/>
-            <w:u w:val="single"/>
-          </w:rPr>
-          <w:t>撒母耳記上24:11</w:t>
-        </w:r>
-      </w:hyperlink>
-    </w:p>
-    <w:p>
-      <w:pPr>
-        <w:pStyle w:val="ListBullet"/>
-        <w:spacing w:line="240" w:lineRule="auto"/>
-        <w:ind w:left="720"/>
-      </w:pPr>
-      <w:r>
-        <w:rPr>
-          <w:lang w:val="zh_TW" w:bidi="zh_TW"/>
-        </w:rPr>
-      </w:r>
-      <w:hyperlink r:id="rId14">
-        <w:r>
-          <w:rPr>
-            <w:lang w:val="zh_TW" w:bidi="zh_TW"/>
-          </w:rPr>
-          <w:rPr>
-            <w:color w:val="0000EE"/>
-            <w:u w:val="single"/>
-          </w:rPr>
-          <w:t>提摩太前書6:10</w:t>
-        </w:r>
-      </w:hyperlink>
-    </w:p>
-    <w:p>
-      <w:pPr>
-        <w:pStyle w:val="ListBullet"/>
-        <w:spacing w:line="240" w:lineRule="auto"/>
-        <w:ind w:left="720"/>
-      </w:pPr>
-      <w:r>
-        <w:rPr>
-          <w:lang w:val="zh_TW" w:bidi="zh_TW"/>
-        </w:rPr>
-      </w:r>
-      <w:hyperlink r:id="rId15">
-        <w:r>
-          <w:rPr>
-            <w:lang w:val="zh_TW" w:bidi="zh_TW"/>
-          </w:rPr>
-          <w:rPr>
-            <w:color w:val="0000EE"/>
-            <w:u w:val="single"/>
-          </w:rPr>
-          <w:t>約翰三書1:10</w:t>
-        </w:r>
-      </w:hyperlink>
-    </w:p>
-    <w:p>
-      <w:pPr>
-        <w:pStyle w:val="ListBullet"/>
-        <w:spacing w:line="240" w:lineRule="auto"/>
-        <w:ind w:left="720"/>
-      </w:pPr>
-      <w:r>
-        <w:rPr>
-          <w:lang w:val="zh_TW" w:bidi="zh_TW"/>
-        </w:rPr>
-      </w:r>
-      <w:hyperlink r:id="rId16">
-        <w:r>
-          <w:rPr>
-            <w:lang w:val="zh_TW" w:bidi="zh_TW"/>
-          </w:rPr>
-          <w:rPr>
-            <w:color w:val="0000EE"/>
-            <w:u w:val="single"/>
-          </w:rPr>
-          <w:t>創世記2:17</w:t>
-        </w:r>
-      </w:hyperlink>
-    </w:p>
-    <w:p>
-      <w:pPr>
-        <w:pStyle w:val="ListBullet"/>
-        <w:spacing w:line="240" w:lineRule="auto"/>
-        <w:ind w:left="720"/>
-      </w:pPr>
-      <w:r>
-        <w:rPr>
-          <w:lang w:val="zh_TW" w:bidi="zh_TW"/>
-        </w:rPr>
-      </w:r>
-      <w:hyperlink r:id="rId17">
-        <w:r>
-          <w:rPr>
-            <w:lang w:val="zh_TW" w:bidi="zh_TW"/>
-          </w:rPr>
-          <w:rPr>
-            <w:color w:val="0000EE"/>
-            <w:u w:val="single"/>
-          </w:rPr>
-          <w:t>創世記6:5–6</w:t>
-        </w:r>
-      </w:hyperlink>
-    </w:p>
-    <w:p>
-      <w:pPr>
-        <w:pStyle w:val="ListBullet"/>
-        <w:spacing w:line="240" w:lineRule="auto"/>
-        <w:ind w:left="720"/>
-      </w:pPr>
-      <w:r>
-        <w:rPr>
-          <w:lang w:val="zh_TW" w:bidi="zh_TW"/>
-        </w:rPr>
-      </w:r>
-      <w:hyperlink r:id="rId18">
-        <w:r>
-          <w:rPr>
-            <w:lang w:val="zh_TW" w:bidi="zh_TW"/>
-          </w:rPr>
-          <w:rPr>
-            <w:color w:val="0000EE"/>
-            <w:u w:val="single"/>
-          </w:rPr>
-          <w:t>約伯記1:1</w:t>
-        </w:r>
-      </w:hyperlink>
-    </w:p>
-    <w:p>
-      <w:pPr>
-        <w:pStyle w:val="ListBullet"/>
-        <w:spacing w:line="240" w:lineRule="auto"/>
-        <w:ind w:left="720"/>
-      </w:pPr>
-      <w:r>
-        <w:rPr>
-          <w:lang w:val="zh_TW" w:bidi="zh_TW"/>
-        </w:rPr>
-      </w:r>
-      <w:hyperlink r:id="rId19">
-        <w:r>
-          <w:rPr>
-            <w:lang w:val="zh_TW" w:bidi="zh_TW"/>
-          </w:rPr>
-          <w:rPr>
-            <w:color w:val="0000EE"/>
-            <w:u w:val="single"/>
-          </w:rPr>
-          <w:t>約伯記8:20</w:t>
-        </w:r>
-      </w:hyperlink>
-    </w:p>
-    <w:p>
-      <w:pPr>
-        <w:pStyle w:val="ListBullet"/>
-        <w:spacing w:line="240" w:lineRule="auto"/>
-        <w:ind w:left="720"/>
-      </w:pPr>
-      <w:r>
-        <w:rPr>
-          <w:lang w:val="zh_TW" w:bidi="zh_TW"/>
-        </w:rPr>
-      </w:r>
-      <w:hyperlink r:id="rId20">
-        <w:r>
-          <w:rPr>
-            <w:lang w:val="zh_TW" w:bidi="zh_TW"/>
-          </w:rPr>
-          <w:rPr>
-            <w:color w:val="0000EE"/>
-            <w:u w:val="single"/>
-          </w:rPr>
-          <w:t>士師記9:57</w:t>
-        </w:r>
-      </w:hyperlink>
-    </w:p>
-    <w:p>
-      <w:pPr>
-        <w:pStyle w:val="ListBullet"/>
-        <w:spacing w:line="240" w:lineRule="auto"/>
-        <w:ind w:left="720"/>
-      </w:pPr>
-      <w:r>
-        <w:rPr>
-          <w:lang w:val="zh_TW" w:bidi="zh_TW"/>
-        </w:rPr>
-      </w:r>
-      <w:hyperlink r:id="rId21">
-        <w:r>
-          <w:rPr>
-            <w:lang w:val="zh_TW" w:bidi="zh_TW"/>
-          </w:rPr>
-          <w:rPr>
-            <w:color w:val="0000EE"/>
-            <w:u w:val="single"/>
-          </w:rPr>
-          <w:t>路加福音6:22–23</w:t>
-        </w:r>
-      </w:hyperlink>
-    </w:p>
-    <w:p>
-      <w:pPr>
-        <w:pStyle w:val="ListBullet"/>
-        <w:spacing w:line="240" w:lineRule="auto"/>
-        <w:ind w:left="720"/>
-      </w:pPr>
-      <w:r>
-        <w:rPr>
-          <w:lang w:val="zh_TW" w:bidi="zh_TW"/>
-        </w:rPr>
-      </w:r>
-      <w:hyperlink r:id="rId22">
-        <w:r>
-          <w:rPr>
-            <w:lang w:val="zh_TW" w:bidi="zh_TW"/>
-          </w:rPr>
-          <w:rPr>
-            <w:color w:val="0000EE"/>
-            <w:u w:val="single"/>
-          </w:rPr>
-          <w:t>馬太福音7:11–12</w:t>
-        </w:r>
-      </w:hyperlink>
-    </w:p>
-    <w:p>
-      <w:pPr>
-        <w:pStyle w:val="ListBullet"/>
-        <w:spacing w:line="240" w:lineRule="auto"/>
-        <w:ind w:left="720"/>
-      </w:pPr>
-      <w:r>
-        <w:rPr>
-          <w:lang w:val="zh_TW" w:bidi="zh_TW"/>
-        </w:rPr>
-      </w:r>
-      <w:hyperlink r:id="rId23">
-        <w:r>
-          <w:rPr>
-            <w:lang w:val="zh_TW" w:bidi="zh_TW"/>
-          </w:rPr>
-          <w:rPr>
-            <w:color w:val="0000EE"/>
-            <w:u w:val="single"/>
-          </w:rPr>
-          <w:t>箴言3:7</w:t>
-        </w:r>
-      </w:hyperlink>
-    </w:p>
-    <w:p>
-      <w:pPr>
-        <w:pStyle w:val="ListBullet"/>
-        <w:spacing w:line="240" w:lineRule="auto"/>
-        <w:ind w:left="720"/>
-      </w:pPr>
-      <w:r>
-        <w:rPr>
-          <w:lang w:val="zh_TW" w:bidi="zh_TW"/>
-        </w:rPr>
-      </w:r>
-      <w:hyperlink r:id="rId24">
-        <w:r>
-          <w:rPr>
-            <w:lang w:val="zh_TW" w:bidi="zh_TW"/>
-          </w:rPr>
-          <w:rPr>
-            <w:color w:val="0000EE"/>
-            <w:u w:val="single"/>
-          </w:rPr>
-          <w:t>詩篇22:16–17</w:t>
-        </w:r>
-      </w:hyperlink>
+      <w:r>
+        <w:rPr>
+          <w:lang w:val="zh_TW" w:bidi="zh_TW"/>
+        </w:rPr>
+        <w:t>撒母耳記上24:11</w:t>
+      </w:r>
+    </w:p>
+    <w:p>
+      <w:pPr>
+        <w:pStyle w:val="ListBullet"/>
+        <w:spacing w:line="240" w:lineRule="auto"/>
+        <w:ind w:left="720"/>
+      </w:pPr>
+      <w:r>
+        <w:rPr>
+          <w:lang w:val="zh_TW" w:bidi="zh_TW"/>
+        </w:rPr>
+      </w:r>
+      <w:r>
+        <w:rPr>
+          <w:lang w:val="zh_TW" w:bidi="zh_TW"/>
+        </w:rPr>
+        <w:t>提摩太前書6:10</w:t>
+      </w:r>
+    </w:p>
+    <w:p>
+      <w:pPr>
+        <w:pStyle w:val="ListBullet"/>
+        <w:spacing w:line="240" w:lineRule="auto"/>
+        <w:ind w:left="720"/>
+      </w:pPr>
+      <w:r>
+        <w:rPr>
+          <w:lang w:val="zh_TW" w:bidi="zh_TW"/>
+        </w:rPr>
+      </w:r>
+      <w:r>
+        <w:rPr>
+          <w:lang w:val="zh_TW" w:bidi="zh_TW"/>
+        </w:rPr>
+        <w:t>約翰三書1:10</w:t>
+      </w:r>
+    </w:p>
+    <w:p>
+      <w:pPr>
+        <w:pStyle w:val="ListBullet"/>
+        <w:spacing w:line="240" w:lineRule="auto"/>
+        <w:ind w:left="720"/>
+      </w:pPr>
+      <w:r>
+        <w:rPr>
+          <w:lang w:val="zh_TW" w:bidi="zh_TW"/>
+        </w:rPr>
+      </w:r>
+      <w:r>
+        <w:rPr>
+          <w:lang w:val="zh_TW" w:bidi="zh_TW"/>
+        </w:rPr>
+        <w:t>創世記2:17</w:t>
+      </w:r>
+    </w:p>
+    <w:p>
+      <w:pPr>
+        <w:pStyle w:val="ListBullet"/>
+        <w:spacing w:line="240" w:lineRule="auto"/>
+        <w:ind w:left="720"/>
+      </w:pPr>
+      <w:r>
+        <w:rPr>
+          <w:lang w:val="zh_TW" w:bidi="zh_TW"/>
+        </w:rPr>
+      </w:r>
+      <w:r>
+        <w:rPr>
+          <w:lang w:val="zh_TW" w:bidi="zh_TW"/>
+        </w:rPr>
+        <w:t>創世記6:5–6</w:t>
+      </w:r>
+    </w:p>
+    <w:p>
+      <w:pPr>
+        <w:pStyle w:val="ListBullet"/>
+        <w:spacing w:line="240" w:lineRule="auto"/>
+        <w:ind w:left="720"/>
+      </w:pPr>
+      <w:r>
+        <w:rPr>
+          <w:lang w:val="zh_TW" w:bidi="zh_TW"/>
+        </w:rPr>
+      </w:r>
+      <w:r>
+        <w:rPr>
+          <w:lang w:val="zh_TW" w:bidi="zh_TW"/>
+        </w:rPr>
+        <w:t>約伯記1:1</w:t>
+      </w:r>
+    </w:p>
+    <w:p>
+      <w:pPr>
+        <w:pStyle w:val="ListBullet"/>
+        <w:spacing w:line="240" w:lineRule="auto"/>
+        <w:ind w:left="720"/>
+      </w:pPr>
+      <w:r>
+        <w:rPr>
+          <w:lang w:val="zh_TW" w:bidi="zh_TW"/>
+        </w:rPr>
+      </w:r>
+      <w:r>
+        <w:rPr>
+          <w:lang w:val="zh_TW" w:bidi="zh_TW"/>
+        </w:rPr>
+        <w:t>約伯記8:20</w:t>
+      </w:r>
+    </w:p>
+    <w:p>
+      <w:pPr>
+        <w:pStyle w:val="ListBullet"/>
+        <w:spacing w:line="240" w:lineRule="auto"/>
+        <w:ind w:left="720"/>
+      </w:pPr>
+      <w:r>
+        <w:rPr>
+          <w:lang w:val="zh_TW" w:bidi="zh_TW"/>
+        </w:rPr>
+      </w:r>
+      <w:r>
+        <w:rPr>
+          <w:lang w:val="zh_TW" w:bidi="zh_TW"/>
+        </w:rPr>
+        <w:t>士師記9:57</w:t>
+      </w:r>
+    </w:p>
+    <w:p>
+      <w:pPr>
+        <w:pStyle w:val="ListBullet"/>
+        <w:spacing w:line="240" w:lineRule="auto"/>
+        <w:ind w:left="720"/>
+      </w:pPr>
+      <w:r>
+        <w:rPr>
+          <w:lang w:val="zh_TW" w:bidi="zh_TW"/>
+        </w:rPr>
+      </w:r>
+      <w:r>
+        <w:rPr>
+          <w:lang w:val="zh_TW" w:bidi="zh_TW"/>
+        </w:rPr>
+        <w:t>路加福音6:22–23</w:t>
+      </w:r>
+    </w:p>
+    <w:p>
+      <w:pPr>
+        <w:pStyle w:val="ListBullet"/>
+        <w:spacing w:line="240" w:lineRule="auto"/>
+        <w:ind w:left="720"/>
+      </w:pPr>
+      <w:r>
+        <w:rPr>
+          <w:lang w:val="zh_TW" w:bidi="zh_TW"/>
+        </w:rPr>
+      </w:r>
+      <w:r>
+        <w:rPr>
+          <w:lang w:val="zh_TW" w:bidi="zh_TW"/>
+        </w:rPr>
+        <w:t>馬太福音7:11–12</w:t>
+      </w:r>
+    </w:p>
+    <w:p>
+      <w:pPr>
+        <w:pStyle w:val="ListBullet"/>
+        <w:spacing w:line="240" w:lineRule="auto"/>
+        <w:ind w:left="720"/>
+      </w:pPr>
+      <w:r>
+        <w:rPr>
+          <w:lang w:val="zh_TW" w:bidi="zh_TW"/>
+        </w:rPr>
+      </w:r>
+      <w:r>
+        <w:rPr>
+          <w:lang w:val="zh_TW" w:bidi="zh_TW"/>
+        </w:rPr>
+        <w:t>箴言3:7</w:t>
+      </w:r>
+    </w:p>
+    <w:p>
+      <w:pPr>
+        <w:pStyle w:val="ListBullet"/>
+        <w:spacing w:line="240" w:lineRule="auto"/>
+        <w:ind w:left="720"/>
+      </w:pPr>
+      <w:r>
+        <w:rPr>
+          <w:lang w:val="zh_TW" w:bidi="zh_TW"/>
+        </w:rPr>
+      </w:r>
+      <w:r>
+        <w:rPr>
+          <w:lang w:val="zh_TW" w:bidi="zh_TW"/>
+        </w:rPr>
+        <w:t>詩篇22:16–17</w:t>
+      </w:r>
     </w:p>
     <w:p>
       <w:pPr>
@@ -1519,90 +1447,66 @@
           <w:lang w:val="zh_TW" w:bidi="zh_TW"/>
         </w:rPr>
       </w:r>
-      <w:hyperlink r:id="rId25">
-        <w:r>
-          <w:rPr>
-            <w:lang w:val="zh_TW" w:bidi="zh_TW"/>
-          </w:rPr>
-          <w:rPr>
-            <w:color w:val="0000EE"/>
-            <w:u w:val="single"/>
-          </w:rPr>
-          <w:t>創世記41:8</w:t>
-        </w:r>
-      </w:hyperlink>
-    </w:p>
-    <w:p>
-      <w:pPr>
-        <w:pStyle w:val="ListBullet"/>
-        <w:spacing w:line="240" w:lineRule="auto"/>
-        <w:ind w:left="720"/>
-      </w:pPr>
-      <w:r>
-        <w:rPr>
-          <w:lang w:val="zh_TW" w:bidi="zh_TW"/>
-        </w:rPr>
-      </w:r>
-      <w:hyperlink r:id="rId26">
-        <w:r>
-          <w:rPr>
-            <w:lang w:val="zh_TW" w:bidi="zh_TW"/>
-          </w:rPr>
-          <w:rPr>
-            <w:color w:val="0000EE"/>
-            <w:u w:val="single"/>
-          </w:rPr>
-          <w:t>創世記41:22–24</w:t>
-        </w:r>
-      </w:hyperlink>
-    </w:p>
-    <w:p>
-      <w:pPr>
-        <w:pStyle w:val="ListBullet"/>
-        <w:spacing w:line="240" w:lineRule="auto"/>
-        <w:ind w:left="720"/>
-      </w:pPr>
-      <w:r>
-        <w:rPr>
-          <w:lang w:val="zh_TW" w:bidi="zh_TW"/>
-        </w:rPr>
-      </w:r>
-      <w:hyperlink r:id="rId27">
-        <w:r>
-          <w:rPr>
-            <w:lang w:val="zh_TW" w:bidi="zh_TW"/>
-          </w:rPr>
-          <w:rPr>
-            <w:color w:val="0000EE"/>
-            <w:u w:val="single"/>
-          </w:rPr>
-          <w:t>創世記44:3–5</w:t>
-        </w:r>
-      </w:hyperlink>
-    </w:p>
-    <w:p>
-      <w:pPr>
-        <w:pStyle w:val="ListBullet"/>
-        <w:spacing w:line="240" w:lineRule="auto"/>
-        <w:ind w:left="720"/>
-      </w:pPr>
-      <w:r>
-        <w:rPr>
-          <w:lang w:val="zh_TW" w:bidi="zh_TW"/>
-        </w:rPr>
-      </w:r>
-      <w:hyperlink r:id="rId28">
-        <w:r>
-          <w:rPr>
-            <w:lang w:val="zh_TW" w:bidi="zh_TW"/>
-          </w:rPr>
-          <w:rPr>
-            <w:color w:val="0000EE"/>
-            <w:u w:val="single"/>
-          </w:rPr>
-          <w:t>創世記44:15</w:t>
-        </w:r>
-      </w:hyperlink>
+      <w:r>
+        <w:rPr>
+          <w:lang w:val="zh_TW" w:bidi="zh_TW"/>
+        </w:rPr>
+        <w:t>創世記41:8</w:t>
+      </w:r>
+    </w:p>
+    <w:p>
+      <w:pPr>
+        <w:pStyle w:val="ListBullet"/>
+        <w:spacing w:line="240" w:lineRule="auto"/>
+        <w:ind w:left="720"/>
+      </w:pPr>
+      <w:r>
+        <w:rPr>
+          <w:lang w:val="zh_TW" w:bidi="zh_TW"/>
+        </w:rPr>
+      </w:r>
+      <w:r>
+        <w:rPr>
+          <w:lang w:val="zh_TW" w:bidi="zh_TW"/>
+        </w:rPr>
+        <w:t>創世記41:22–24</w:t>
+      </w:r>
+    </w:p>
+    <w:p>
+      <w:pPr>
+        <w:pStyle w:val="ListBullet"/>
+        <w:spacing w:line="240" w:lineRule="auto"/>
+        <w:ind w:left="720"/>
+      </w:pPr>
+      <w:r>
+        <w:rPr>
+          <w:lang w:val="zh_TW" w:bidi="zh_TW"/>
+        </w:rPr>
+      </w:r>
+      <w:r>
+        <w:rPr>
+          <w:lang w:val="zh_TW" w:bidi="zh_TW"/>
+        </w:rPr>
+        <w:t>創世記44:3–5</w:t>
+      </w:r>
+    </w:p>
+    <w:p>
+      <w:pPr>
+        <w:pStyle w:val="ListBullet"/>
+        <w:spacing w:line="240" w:lineRule="auto"/>
+        <w:ind w:left="720"/>
+      </w:pPr>
+      <w:r>
+        <w:rPr>
+          <w:lang w:val="zh_TW" w:bidi="zh_TW"/>
+        </w:rPr>
+      </w:r>
+      <w:r>
+        <w:rPr>
+          <w:lang w:val="zh_TW" w:bidi="zh_TW"/>
+        </w:rPr>
+        <w:t>創世記44:15</w:t>
+      </w:r>
     </w:p>
     <w:p>
       <w:pPr>
@@ -1853,234 +1757,174 @@
           <w:lang w:val="zh_TW" w:bidi="zh_TW"/>
         </w:rPr>
       </w:r>
-      <w:hyperlink r:id="rId29">
-        <w:r>
-          <w:rPr>
-            <w:lang w:val="zh_TW" w:bidi="zh_TW"/>
-          </w:rPr>
-          <w:rPr>
-            <w:color w:val="0000EE"/>
-            <w:u w:val="single"/>
-          </w:rPr>
-          <w:t>提摩太前書1:12–14</w:t>
-        </w:r>
-      </w:hyperlink>
-    </w:p>
-    <w:p>
-      <w:pPr>
-        <w:pStyle w:val="ListBullet"/>
-        <w:spacing w:line="240" w:lineRule="auto"/>
-        <w:ind w:left="720"/>
-      </w:pPr>
-      <w:r>
-        <w:rPr>
-          <w:lang w:val="zh_TW" w:bidi="zh_TW"/>
-        </w:rPr>
-      </w:r>
-      <w:hyperlink r:id="rId30">
-        <w:r>
-          <w:rPr>
-            <w:lang w:val="zh_TW" w:bidi="zh_TW"/>
-          </w:rPr>
-          <w:rPr>
-            <w:color w:val="0000EE"/>
-            <w:u w:val="single"/>
-          </w:rPr>
-          <w:t>使徒行傳6:11</w:t>
-        </w:r>
-      </w:hyperlink>
-    </w:p>
-    <w:p>
-      <w:pPr>
-        <w:pStyle w:val="ListBullet"/>
-        <w:spacing w:line="240" w:lineRule="auto"/>
-        <w:ind w:left="720"/>
-      </w:pPr>
-      <w:r>
-        <w:rPr>
-          <w:lang w:val="zh_TW" w:bidi="zh_TW"/>
-        </w:rPr>
-      </w:r>
-      <w:hyperlink r:id="rId31">
-        <w:r>
-          <w:rPr>
-            <w:lang w:val="zh_TW" w:bidi="zh_TW"/>
-          </w:rPr>
-          <w:rPr>
-            <w:color w:val="0000EE"/>
-            <w:u w:val="single"/>
-          </w:rPr>
-          <w:t>使徒行傳26:9–11</w:t>
-        </w:r>
-      </w:hyperlink>
-    </w:p>
-    <w:p>
-      <w:pPr>
-        <w:pStyle w:val="ListBullet"/>
-        <w:spacing w:line="240" w:lineRule="auto"/>
-        <w:ind w:left="720"/>
-      </w:pPr>
-      <w:r>
-        <w:rPr>
-          <w:lang w:val="zh_TW" w:bidi="zh_TW"/>
-        </w:rPr>
-      </w:r>
-      <w:hyperlink r:id="rId32">
-        <w:r>
-          <w:rPr>
-            <w:lang w:val="zh_TW" w:bidi="zh_TW"/>
-          </w:rPr>
-          <w:rPr>
-            <w:color w:val="0000EE"/>
-            <w:u w:val="single"/>
-          </w:rPr>
-          <w:t>雅各書2:5–7</w:t>
-        </w:r>
-      </w:hyperlink>
-    </w:p>
-    <w:p>
-      <w:pPr>
-        <w:pStyle w:val="ListBullet"/>
-        <w:spacing w:line="240" w:lineRule="auto"/>
-        <w:ind w:left="720"/>
-      </w:pPr>
-      <w:r>
-        <w:rPr>
-          <w:lang w:val="zh_TW" w:bidi="zh_TW"/>
-        </w:rPr>
-      </w:r>
-      <w:hyperlink r:id="rId33">
-        <w:r>
-          <w:rPr>
-            <w:lang w:val="zh_TW" w:bidi="zh_TW"/>
-          </w:rPr>
-          <w:rPr>
-            <w:color w:val="0000EE"/>
-            <w:u w:val="single"/>
-          </w:rPr>
-          <w:t>約翰福音10:32–33</w:t>
-        </w:r>
-      </w:hyperlink>
-    </w:p>
-    <w:p>
-      <w:pPr>
-        <w:pStyle w:val="ListBullet"/>
-        <w:spacing w:line="240" w:lineRule="auto"/>
-        <w:ind w:left="720"/>
-      </w:pPr>
-      <w:r>
-        <w:rPr>
-          <w:lang w:val="zh_TW" w:bidi="zh_TW"/>
-        </w:rPr>
-      </w:r>
-      <w:hyperlink r:id="rId34">
-        <w:r>
-          <w:rPr>
-            <w:lang w:val="zh_TW" w:bidi="zh_TW"/>
-          </w:rPr>
-          <w:rPr>
-            <w:color w:val="0000EE"/>
-            <w:u w:val="single"/>
-          </w:rPr>
-          <w:t>路加福音12:10</w:t>
-        </w:r>
-      </w:hyperlink>
-    </w:p>
-    <w:p>
-      <w:pPr>
-        <w:pStyle w:val="ListBullet"/>
-        <w:spacing w:line="240" w:lineRule="auto"/>
-        <w:ind w:left="720"/>
-      </w:pPr>
-      <w:r>
-        <w:rPr>
-          <w:lang w:val="zh_TW" w:bidi="zh_TW"/>
-        </w:rPr>
-      </w:r>
-      <w:hyperlink r:id="rId35">
-        <w:r>
-          <w:rPr>
-            <w:lang w:val="zh_TW" w:bidi="zh_TW"/>
-          </w:rPr>
-          <w:rPr>
-            <w:color w:val="0000EE"/>
-            <w:u w:val="single"/>
-          </w:rPr>
-          <w:t>馬可福音14:64</w:t>
-        </w:r>
-      </w:hyperlink>
-    </w:p>
-    <w:p>
-      <w:pPr>
-        <w:pStyle w:val="ListBullet"/>
-        <w:spacing w:line="240" w:lineRule="auto"/>
-        <w:ind w:left="720"/>
-      </w:pPr>
-      <w:r>
-        <w:rPr>
-          <w:lang w:val="zh_TW" w:bidi="zh_TW"/>
-        </w:rPr>
-      </w:r>
-      <w:hyperlink r:id="rId36">
-        <w:r>
-          <w:rPr>
-            <w:lang w:val="zh_TW" w:bidi="zh_TW"/>
-          </w:rPr>
-          <w:rPr>
-            <w:color w:val="0000EE"/>
-            <w:u w:val="single"/>
-          </w:rPr>
-          <w:t>馬太福音12:31</w:t>
-        </w:r>
-      </w:hyperlink>
-    </w:p>
-    <w:p>
-      <w:pPr>
-        <w:pStyle w:val="ListBullet"/>
-        <w:spacing w:line="240" w:lineRule="auto"/>
-        <w:ind w:left="720"/>
-      </w:pPr>
-      <w:r>
-        <w:rPr>
-          <w:lang w:val="zh_TW" w:bidi="zh_TW"/>
-        </w:rPr>
-      </w:r>
-      <w:hyperlink r:id="rId37">
-        <w:r>
-          <w:rPr>
-            <w:lang w:val="zh_TW" w:bidi="zh_TW"/>
-          </w:rPr>
-          <w:rPr>
-            <w:color w:val="0000EE"/>
-            <w:u w:val="single"/>
-          </w:rPr>
-          <w:t>馬太福音26:65</w:t>
-        </w:r>
-      </w:hyperlink>
-    </w:p>
-    <w:p>
-      <w:pPr>
-        <w:pStyle w:val="ListBullet"/>
-        <w:spacing w:line="240" w:lineRule="auto"/>
-        <w:ind w:left="720"/>
-      </w:pPr>
-      <w:r>
-        <w:rPr>
-          <w:lang w:val="zh_TW" w:bidi="zh_TW"/>
-        </w:rPr>
-      </w:r>
-      <w:hyperlink r:id="rId38">
-        <w:r>
-          <w:rPr>
-            <w:lang w:val="zh_TW" w:bidi="zh_TW"/>
-          </w:rPr>
-          <w:rPr>
-            <w:color w:val="0000EE"/>
-            <w:u w:val="single"/>
-          </w:rPr>
-          <w:t>詩篇74:10</w:t>
-        </w:r>
-      </w:hyperlink>
+      <w:r>
+        <w:rPr>
+          <w:lang w:val="zh_TW" w:bidi="zh_TW"/>
+        </w:rPr>
+        <w:t>提摩太前書1:12–14</w:t>
+      </w:r>
+    </w:p>
+    <w:p>
+      <w:pPr>
+        <w:pStyle w:val="ListBullet"/>
+        <w:spacing w:line="240" w:lineRule="auto"/>
+        <w:ind w:left="720"/>
+      </w:pPr>
+      <w:r>
+        <w:rPr>
+          <w:lang w:val="zh_TW" w:bidi="zh_TW"/>
+        </w:rPr>
+      </w:r>
+      <w:r>
+        <w:rPr>
+          <w:lang w:val="zh_TW" w:bidi="zh_TW"/>
+        </w:rPr>
+        <w:t>使徒行傳6:11</w:t>
+      </w:r>
+    </w:p>
+    <w:p>
+      <w:pPr>
+        <w:pStyle w:val="ListBullet"/>
+        <w:spacing w:line="240" w:lineRule="auto"/>
+        <w:ind w:left="720"/>
+      </w:pPr>
+      <w:r>
+        <w:rPr>
+          <w:lang w:val="zh_TW" w:bidi="zh_TW"/>
+        </w:rPr>
+      </w:r>
+      <w:r>
+        <w:rPr>
+          <w:lang w:val="zh_TW" w:bidi="zh_TW"/>
+        </w:rPr>
+        <w:t>使徒行傳26:9–11</w:t>
+      </w:r>
+    </w:p>
+    <w:p>
+      <w:pPr>
+        <w:pStyle w:val="ListBullet"/>
+        <w:spacing w:line="240" w:lineRule="auto"/>
+        <w:ind w:left="720"/>
+      </w:pPr>
+      <w:r>
+        <w:rPr>
+          <w:lang w:val="zh_TW" w:bidi="zh_TW"/>
+        </w:rPr>
+      </w:r>
+      <w:r>
+        <w:rPr>
+          <w:lang w:val="zh_TW" w:bidi="zh_TW"/>
+        </w:rPr>
+        <w:t>雅各書2:5–7</w:t>
+      </w:r>
+    </w:p>
+    <w:p>
+      <w:pPr>
+        <w:pStyle w:val="ListBullet"/>
+        <w:spacing w:line="240" w:lineRule="auto"/>
+        <w:ind w:left="720"/>
+      </w:pPr>
+      <w:r>
+        <w:rPr>
+          <w:lang w:val="zh_TW" w:bidi="zh_TW"/>
+        </w:rPr>
+      </w:r>
+      <w:r>
+        <w:rPr>
+          <w:lang w:val="zh_TW" w:bidi="zh_TW"/>
+        </w:rPr>
+        <w:t>約翰福音10:32–33</w:t>
+      </w:r>
+    </w:p>
+    <w:p>
+      <w:pPr>
+        <w:pStyle w:val="ListBullet"/>
+        <w:spacing w:line="240" w:lineRule="auto"/>
+        <w:ind w:left="720"/>
+      </w:pPr>
+      <w:r>
+        <w:rPr>
+          <w:lang w:val="zh_TW" w:bidi="zh_TW"/>
+        </w:rPr>
+      </w:r>
+      <w:r>
+        <w:rPr>
+          <w:lang w:val="zh_TW" w:bidi="zh_TW"/>
+        </w:rPr>
+        <w:t>路加福音12:10</w:t>
+      </w:r>
+    </w:p>
+    <w:p>
+      <w:pPr>
+        <w:pStyle w:val="ListBullet"/>
+        <w:spacing w:line="240" w:lineRule="auto"/>
+        <w:ind w:left="720"/>
+      </w:pPr>
+      <w:r>
+        <w:rPr>
+          <w:lang w:val="zh_TW" w:bidi="zh_TW"/>
+        </w:rPr>
+      </w:r>
+      <w:r>
+        <w:rPr>
+          <w:lang w:val="zh_TW" w:bidi="zh_TW"/>
+        </w:rPr>
+        <w:t>馬可福音14:64</w:t>
+      </w:r>
+    </w:p>
+    <w:p>
+      <w:pPr>
+        <w:pStyle w:val="ListBullet"/>
+        <w:spacing w:line="240" w:lineRule="auto"/>
+        <w:ind w:left="720"/>
+      </w:pPr>
+      <w:r>
+        <w:rPr>
+          <w:lang w:val="zh_TW" w:bidi="zh_TW"/>
+        </w:rPr>
+      </w:r>
+      <w:r>
+        <w:rPr>
+          <w:lang w:val="zh_TW" w:bidi="zh_TW"/>
+        </w:rPr>
+        <w:t>馬太福音12:31</w:t>
+      </w:r>
+    </w:p>
+    <w:p>
+      <w:pPr>
+        <w:pStyle w:val="ListBullet"/>
+        <w:spacing w:line="240" w:lineRule="auto"/>
+        <w:ind w:left="720"/>
+      </w:pPr>
+      <w:r>
+        <w:rPr>
+          <w:lang w:val="zh_TW" w:bidi="zh_TW"/>
+        </w:rPr>
+      </w:r>
+      <w:r>
+        <w:rPr>
+          <w:lang w:val="zh_TW" w:bidi="zh_TW"/>
+        </w:rPr>
+        <w:t>馬太福音26:65</w:t>
+      </w:r>
+    </w:p>
+    <w:p>
+      <w:pPr>
+        <w:pStyle w:val="ListBullet"/>
+        <w:spacing w:line="240" w:lineRule="auto"/>
+        <w:ind w:left="720"/>
+      </w:pPr>
+      <w:r>
+        <w:rPr>
+          <w:lang w:val="zh_TW" w:bidi="zh_TW"/>
+        </w:rPr>
+      </w:r>
+      <w:r>
+        <w:rPr>
+          <w:lang w:val="zh_TW" w:bidi="zh_TW"/>
+        </w:rPr>
+        <w:t>詩篇74:10</w:t>
+      </w:r>
     </w:p>
     <w:p>
       <w:pPr>
@@ -2332,90 +2176,66 @@
           <w:lang w:val="zh_TW" w:bidi="zh_TW"/>
         </w:rPr>
       </w:r>
-      <w:hyperlink r:id="rId39">
-        <w:r>
-          <w:rPr>
-            <w:lang w:val="zh_TW" w:bidi="zh_TW"/>
-          </w:rPr>
-          <w:rPr>
-            <w:color w:val="0000EE"/>
-            <w:u w:val="single"/>
-          </w:rPr>
-          <w:t>使徒行傳24:4–6</w:t>
-        </w:r>
-      </w:hyperlink>
-    </w:p>
-    <w:p>
-      <w:pPr>
-        <w:pStyle w:val="ListBullet"/>
-        <w:spacing w:line="240" w:lineRule="auto"/>
-        <w:ind w:left="720"/>
-      </w:pPr>
-      <w:r>
-        <w:rPr>
-          <w:lang w:val="zh_TW" w:bidi="zh_TW"/>
-        </w:rPr>
-      </w:r>
-      <w:hyperlink r:id="rId40">
-        <w:r>
-          <w:rPr>
-            <w:lang w:val="zh_TW" w:bidi="zh_TW"/>
-          </w:rPr>
-          <w:rPr>
-            <w:color w:val="0000EE"/>
-            <w:u w:val="single"/>
-          </w:rPr>
-          <w:t>以賽亞書30:22</w:t>
-        </w:r>
-      </w:hyperlink>
-    </w:p>
-    <w:p>
-      <w:pPr>
-        <w:pStyle w:val="ListBullet"/>
-        <w:spacing w:line="240" w:lineRule="auto"/>
-        <w:ind w:left="720"/>
-      </w:pPr>
-      <w:r>
-        <w:rPr>
-          <w:lang w:val="zh_TW" w:bidi="zh_TW"/>
-        </w:rPr>
-      </w:r>
-      <w:hyperlink r:id="rId41">
-        <w:r>
-          <w:rPr>
-            <w:lang w:val="zh_TW" w:bidi="zh_TW"/>
-          </w:rPr>
-          <w:rPr>
-            <w:color w:val="0000EE"/>
-            <w:u w:val="single"/>
-          </w:rPr>
-          <w:t>詩篇74:7–8</w:t>
-        </w:r>
-      </w:hyperlink>
-    </w:p>
-    <w:p>
-      <w:pPr>
-        <w:pStyle w:val="ListBullet"/>
-        <w:spacing w:line="240" w:lineRule="auto"/>
-        <w:ind w:left="720"/>
-      </w:pPr>
-      <w:r>
-        <w:rPr>
-          <w:lang w:val="zh_TW" w:bidi="zh_TW"/>
-        </w:rPr>
-      </w:r>
-      <w:hyperlink r:id="rId42">
-        <w:r>
-          <w:rPr>
-            <w:lang w:val="zh_TW" w:bidi="zh_TW"/>
-          </w:rPr>
-          <w:rPr>
-            <w:color w:val="0000EE"/>
-            <w:u w:val="single"/>
-          </w:rPr>
-          <w:t>詩篇89:39</w:t>
-        </w:r>
-      </w:hyperlink>
+      <w:r>
+        <w:rPr>
+          <w:lang w:val="zh_TW" w:bidi="zh_TW"/>
+        </w:rPr>
+        <w:t>使徒行傳24:4–6</w:t>
+      </w:r>
+    </w:p>
+    <w:p>
+      <w:pPr>
+        <w:pStyle w:val="ListBullet"/>
+        <w:spacing w:line="240" w:lineRule="auto"/>
+        <w:ind w:left="720"/>
+      </w:pPr>
+      <w:r>
+        <w:rPr>
+          <w:lang w:val="zh_TW" w:bidi="zh_TW"/>
+        </w:rPr>
+      </w:r>
+      <w:r>
+        <w:rPr>
+          <w:lang w:val="zh_TW" w:bidi="zh_TW"/>
+        </w:rPr>
+        <w:t>以賽亞書30:22</w:t>
+      </w:r>
+    </w:p>
+    <w:p>
+      <w:pPr>
+        <w:pStyle w:val="ListBullet"/>
+        <w:spacing w:line="240" w:lineRule="auto"/>
+        <w:ind w:left="720"/>
+      </w:pPr>
+      <w:r>
+        <w:rPr>
+          <w:lang w:val="zh_TW" w:bidi="zh_TW"/>
+        </w:rPr>
+      </w:r>
+      <w:r>
+        <w:rPr>
+          <w:lang w:val="zh_TW" w:bidi="zh_TW"/>
+        </w:rPr>
+        <w:t>詩篇74:7–8</w:t>
+      </w:r>
+    </w:p>
+    <w:p>
+      <w:pPr>
+        <w:pStyle w:val="ListBullet"/>
+        <w:spacing w:line="240" w:lineRule="auto"/>
+        <w:ind w:left="720"/>
+      </w:pPr>
+      <w:r>
+        <w:rPr>
+          <w:lang w:val="zh_TW" w:bidi="zh_TW"/>
+        </w:rPr>
+      </w:r>
+      <w:r>
+        <w:rPr>
+          <w:lang w:val="zh_TW" w:bidi="zh_TW"/>
+        </w:rPr>
+        <w:t>詩篇89:39</w:t>
+      </w:r>
     </w:p>
     <w:p>
       <w:pPr>
@@ -2661,114 +2481,84 @@
           <w:lang w:val="zh_TW" w:bidi="zh_TW"/>
         </w:rPr>
       </w:r>
-      <w:hyperlink r:id="rId43">
-        <w:r>
-          <w:rPr>
-            <w:lang w:val="zh_TW" w:bidi="zh_TW"/>
-          </w:rPr>
-          <w:rPr>
-            <w:color w:val="0000EE"/>
-            <w:u w:val="single"/>
-          </w:rPr>
-          <w:t>提摩太後書2:16–18</w:t>
-        </w:r>
-      </w:hyperlink>
-    </w:p>
-    <w:p>
-      <w:pPr>
-        <w:pStyle w:val="ListBullet"/>
-        <w:spacing w:line="240" w:lineRule="auto"/>
-        <w:ind w:left="720"/>
-      </w:pPr>
-      <w:r>
-        <w:rPr>
-          <w:lang w:val="zh_TW" w:bidi="zh_TW"/>
-        </w:rPr>
-      </w:r>
-      <w:hyperlink r:id="rId44">
-        <w:r>
-          <w:rPr>
-            <w:lang w:val="zh_TW" w:bidi="zh_TW"/>
-          </w:rPr>
-          <w:rPr>
-            <w:color w:val="0000EE"/>
-            <w:u w:val="single"/>
-          </w:rPr>
-          <w:t>以西結書20:9</w:t>
-        </w:r>
-      </w:hyperlink>
-    </w:p>
-    <w:p>
-      <w:pPr>
-        <w:pStyle w:val="ListBullet"/>
-        <w:spacing w:line="240" w:lineRule="auto"/>
-        <w:ind w:left="720"/>
-      </w:pPr>
-      <w:r>
-        <w:rPr>
-          <w:lang w:val="zh_TW" w:bidi="zh_TW"/>
-        </w:rPr>
-      </w:r>
-      <w:hyperlink r:id="rId45">
-        <w:r>
-          <w:rPr>
-            <w:lang w:val="zh_TW" w:bidi="zh_TW"/>
-          </w:rPr>
-          <w:rPr>
-            <w:color w:val="0000EE"/>
-            <w:u w:val="single"/>
-          </w:rPr>
-          <w:t>瑪拉基書1:10–12</w:t>
-        </w:r>
-      </w:hyperlink>
-    </w:p>
-    <w:p>
-      <w:pPr>
-        <w:pStyle w:val="ListBullet"/>
-        <w:spacing w:line="240" w:lineRule="auto"/>
-        <w:ind w:left="720"/>
-      </w:pPr>
-      <w:r>
-        <w:rPr>
-          <w:lang w:val="zh_TW" w:bidi="zh_TW"/>
-        </w:rPr>
-      </w:r>
-      <w:hyperlink r:id="rId46">
-        <w:r>
-          <w:rPr>
-            <w:lang w:val="zh_TW" w:bidi="zh_TW"/>
-          </w:rPr>
-          <w:rPr>
-            <w:color w:val="0000EE"/>
-            <w:u w:val="single"/>
-          </w:rPr>
-          <w:t>馬太福音12:5</w:t>
-        </w:r>
-      </w:hyperlink>
-    </w:p>
-    <w:p>
-      <w:pPr>
-        <w:pStyle w:val="ListBullet"/>
-        <w:spacing w:line="240" w:lineRule="auto"/>
-        <w:ind w:left="720"/>
-      </w:pPr>
-      <w:r>
-        <w:rPr>
-          <w:lang w:val="zh_TW" w:bidi="zh_TW"/>
-        </w:rPr>
-      </w:r>
-      <w:hyperlink r:id="rId47">
-        <w:r>
-          <w:rPr>
-            <w:lang w:val="zh_TW" w:bidi="zh_TW"/>
-          </w:rPr>
-          <w:rPr>
-            <w:color w:val="0000EE"/>
-            <w:u w:val="single"/>
-          </w:rPr>
-          <w:t>民數記18:30–32</w:t>
-        </w:r>
-      </w:hyperlink>
+      <w:r>
+        <w:rPr>
+          <w:lang w:val="zh_TW" w:bidi="zh_TW"/>
+        </w:rPr>
+        <w:t>提摩太後書2:16–18</w:t>
+      </w:r>
+    </w:p>
+    <w:p>
+      <w:pPr>
+        <w:pStyle w:val="ListBullet"/>
+        <w:spacing w:line="240" w:lineRule="auto"/>
+        <w:ind w:left="720"/>
+      </w:pPr>
+      <w:r>
+        <w:rPr>
+          <w:lang w:val="zh_TW" w:bidi="zh_TW"/>
+        </w:rPr>
+      </w:r>
+      <w:r>
+        <w:rPr>
+          <w:lang w:val="zh_TW" w:bidi="zh_TW"/>
+        </w:rPr>
+        <w:t>以西結書20:9</w:t>
+      </w:r>
+    </w:p>
+    <w:p>
+      <w:pPr>
+        <w:pStyle w:val="ListBullet"/>
+        <w:spacing w:line="240" w:lineRule="auto"/>
+        <w:ind w:left="720"/>
+      </w:pPr>
+      <w:r>
+        <w:rPr>
+          <w:lang w:val="zh_TW" w:bidi="zh_TW"/>
+        </w:rPr>
+      </w:r>
+      <w:r>
+        <w:rPr>
+          <w:lang w:val="zh_TW" w:bidi="zh_TW"/>
+        </w:rPr>
+        <w:t>瑪拉基書1:10–12</w:t>
+      </w:r>
+    </w:p>
+    <w:p>
+      <w:pPr>
+        <w:pStyle w:val="ListBullet"/>
+        <w:spacing w:line="240" w:lineRule="auto"/>
+        <w:ind w:left="720"/>
+      </w:pPr>
+      <w:r>
+        <w:rPr>
+          <w:lang w:val="zh_TW" w:bidi="zh_TW"/>
+        </w:rPr>
+      </w:r>
+      <w:r>
+        <w:rPr>
+          <w:lang w:val="zh_TW" w:bidi="zh_TW"/>
+        </w:rPr>
+        <w:t>馬太福音12:5</w:t>
+      </w:r>
+    </w:p>
+    <w:p>
+      <w:pPr>
+        <w:pStyle w:val="ListBullet"/>
+        <w:spacing w:line="240" w:lineRule="auto"/>
+        <w:ind w:left="720"/>
+      </w:pPr>
+      <w:r>
+        <w:rPr>
+          <w:lang w:val="zh_TW" w:bidi="zh_TW"/>
+        </w:rPr>
+      </w:r>
+      <w:r>
+        <w:rPr>
+          <w:lang w:val="zh_TW" w:bidi="zh_TW"/>
+        </w:rPr>
+        <w:t>民數記18:30–32</w:t>
+      </w:r>
     </w:p>
     <w:p>
       <w:pPr>

--- a/zht/docx/197.content.docx
+++ b/zht/docx/197.content.docx
@@ -359,1015 +359,997 @@
         <w:rPr>
           <w:lang w:val="zh_TW" w:bidi="zh_TW"/>
         </w:rPr>
+        <w:t>（另見：違背、</w:t>
+      </w:r>
+      <w:r>
+        <w:rPr>
+          <w:lang w:val="zh_TW" w:bidi="zh_TW"/>
+        </w:rPr>
+        <w:t>罪</w:t>
+      </w:r>
+      <w:r>
+        <w:rPr>
+          <w:lang w:val="zh_TW" w:bidi="zh_TW"/>
+        </w:rPr>
+        <w:t>、良</w:t>
+      </w:r>
+      <w:r>
+        <w:rPr>
+          <w:lang w:val="zh_TW" w:bidi="zh_TW"/>
+        </w:rPr>
+        <w:t>善</w:t>
+      </w:r>
+      <w:r>
+        <w:rPr>
+          <w:lang w:val="zh_TW" w:bidi="zh_TW"/>
+        </w:rPr>
+        <w:t>、</w:t>
+      </w:r>
+      <w:r>
+        <w:rPr>
+          <w:lang w:val="zh_TW" w:bidi="zh_TW"/>
+        </w:rPr>
+        <w:t>義</w:t>
+      </w:r>
+      <w:r>
+        <w:rPr>
+          <w:lang w:val="zh_TW" w:bidi="zh_TW"/>
+        </w:rPr>
+        <w:t>、</w:t>
+      </w:r>
+      <w:r>
+        <w:rPr>
+          <w:lang w:val="zh_TW" w:bidi="zh_TW"/>
+        </w:rPr>
+        <w:t>鬼</w:t>
+      </w:r>
+      <w:r>
+        <w:rPr>
+          <w:lang w:val="zh_TW" w:bidi="zh_TW"/>
+        </w:rPr>
+        <w:t>）</w:t>
+      </w:r>
+    </w:p>
+    <w:p>
+      <w:pPr>
+        <w:pStyle w:val="Heading3"/>
+      </w:pPr>
+      <w:r>
+        <w:rPr>
+          <w:lang w:val="zh_TW" w:bidi="zh_TW"/>
+        </w:rPr>
+        <w:t>參考經文</w:t>
+      </w:r>
+      <w:r>
+        <w:rPr>
+          <w:lang w:val="zh_TW" w:bidi="zh_TW"/>
+        </w:rPr>
+        <w:t>：</w:t>
+      </w:r>
+    </w:p>
+    <w:p>
+      <w:pPr>
+        <w:pStyle w:val="ListBullet"/>
+        <w:spacing w:line="240" w:lineRule="auto"/>
+        <w:ind w:left="720"/>
+      </w:pPr>
+      <w:r>
+        <w:rPr>
+          <w:lang w:val="zh_TW" w:bidi="zh_TW"/>
+        </w:rPr>
+      </w:r>
+      <w:r>
+        <w:rPr>
+          <w:lang w:val="zh_TW" w:bidi="zh_TW"/>
+        </w:rPr>
+        <w:t>撒母耳記上24:11</w:t>
+      </w:r>
+    </w:p>
+    <w:p>
+      <w:pPr>
+        <w:pStyle w:val="ListBullet"/>
+        <w:spacing w:line="240" w:lineRule="auto"/>
+        <w:ind w:left="720"/>
+      </w:pPr>
+      <w:r>
+        <w:rPr>
+          <w:lang w:val="zh_TW" w:bidi="zh_TW"/>
+        </w:rPr>
+      </w:r>
+      <w:r>
+        <w:rPr>
+          <w:lang w:val="zh_TW" w:bidi="zh_TW"/>
+        </w:rPr>
+        <w:t>提摩太前書6:10</w:t>
+      </w:r>
+    </w:p>
+    <w:p>
+      <w:pPr>
+        <w:pStyle w:val="ListBullet"/>
+        <w:spacing w:line="240" w:lineRule="auto"/>
+        <w:ind w:left="720"/>
+      </w:pPr>
+      <w:r>
+        <w:rPr>
+          <w:lang w:val="zh_TW" w:bidi="zh_TW"/>
+        </w:rPr>
+      </w:r>
+      <w:r>
+        <w:rPr>
+          <w:lang w:val="zh_TW" w:bidi="zh_TW"/>
+        </w:rPr>
+        <w:t>約翰三書1:10</w:t>
+      </w:r>
+    </w:p>
+    <w:p>
+      <w:pPr>
+        <w:pStyle w:val="ListBullet"/>
+        <w:spacing w:line="240" w:lineRule="auto"/>
+        <w:ind w:left="720"/>
+      </w:pPr>
+      <w:r>
+        <w:rPr>
+          <w:lang w:val="zh_TW" w:bidi="zh_TW"/>
+        </w:rPr>
+      </w:r>
+      <w:r>
+        <w:rPr>
+          <w:lang w:val="zh_TW" w:bidi="zh_TW"/>
+        </w:rPr>
+        <w:t>創世記2:17</w:t>
+      </w:r>
+    </w:p>
+    <w:p>
+      <w:pPr>
+        <w:pStyle w:val="ListBullet"/>
+        <w:spacing w:line="240" w:lineRule="auto"/>
+        <w:ind w:left="720"/>
+      </w:pPr>
+      <w:r>
+        <w:rPr>
+          <w:lang w:val="zh_TW" w:bidi="zh_TW"/>
+        </w:rPr>
+      </w:r>
+      <w:r>
+        <w:rPr>
+          <w:lang w:val="zh_TW" w:bidi="zh_TW"/>
+        </w:rPr>
+        <w:t>創世記6:5–6</w:t>
+      </w:r>
+    </w:p>
+    <w:p>
+      <w:pPr>
+        <w:pStyle w:val="ListBullet"/>
+        <w:spacing w:line="240" w:lineRule="auto"/>
+        <w:ind w:left="720"/>
+      </w:pPr>
+      <w:r>
+        <w:rPr>
+          <w:lang w:val="zh_TW" w:bidi="zh_TW"/>
+        </w:rPr>
+      </w:r>
+      <w:r>
+        <w:rPr>
+          <w:lang w:val="zh_TW" w:bidi="zh_TW"/>
+        </w:rPr>
+        <w:t>約伯記1:1</w:t>
+      </w:r>
+    </w:p>
+    <w:p>
+      <w:pPr>
+        <w:pStyle w:val="ListBullet"/>
+        <w:spacing w:line="240" w:lineRule="auto"/>
+        <w:ind w:left="720"/>
+      </w:pPr>
+      <w:r>
+        <w:rPr>
+          <w:lang w:val="zh_TW" w:bidi="zh_TW"/>
+        </w:rPr>
+      </w:r>
+      <w:r>
+        <w:rPr>
+          <w:lang w:val="zh_TW" w:bidi="zh_TW"/>
+        </w:rPr>
+        <w:t>約伯記8:20</w:t>
+      </w:r>
+    </w:p>
+    <w:p>
+      <w:pPr>
+        <w:pStyle w:val="ListBullet"/>
+        <w:spacing w:line="240" w:lineRule="auto"/>
+        <w:ind w:left="720"/>
+      </w:pPr>
+      <w:r>
+        <w:rPr>
+          <w:lang w:val="zh_TW" w:bidi="zh_TW"/>
+        </w:rPr>
+      </w:r>
+      <w:r>
+        <w:rPr>
+          <w:lang w:val="zh_TW" w:bidi="zh_TW"/>
+        </w:rPr>
+        <w:t>士師記9:57</w:t>
+      </w:r>
+    </w:p>
+    <w:p>
+      <w:pPr>
+        <w:pStyle w:val="ListBullet"/>
+        <w:spacing w:line="240" w:lineRule="auto"/>
+        <w:ind w:left="720"/>
+      </w:pPr>
+      <w:r>
+        <w:rPr>
+          <w:lang w:val="zh_TW" w:bidi="zh_TW"/>
+        </w:rPr>
+      </w:r>
+      <w:r>
+        <w:rPr>
+          <w:lang w:val="zh_TW" w:bidi="zh_TW"/>
+        </w:rPr>
+        <w:t>路加福音6:22–23</w:t>
+      </w:r>
+    </w:p>
+    <w:p>
+      <w:pPr>
+        <w:pStyle w:val="ListBullet"/>
+        <w:spacing w:line="240" w:lineRule="auto"/>
+        <w:ind w:left="720"/>
+      </w:pPr>
+      <w:r>
+        <w:rPr>
+          <w:lang w:val="zh_TW" w:bidi="zh_TW"/>
+        </w:rPr>
+      </w:r>
+      <w:r>
+        <w:rPr>
+          <w:lang w:val="zh_TW" w:bidi="zh_TW"/>
+        </w:rPr>
+        <w:t>馬太福音7:11–12</w:t>
+      </w:r>
+    </w:p>
+    <w:p>
+      <w:pPr>
+        <w:pStyle w:val="ListBullet"/>
+        <w:spacing w:line="240" w:lineRule="auto"/>
+        <w:ind w:left="720"/>
+      </w:pPr>
+      <w:r>
+        <w:rPr>
+          <w:lang w:val="zh_TW" w:bidi="zh_TW"/>
+        </w:rPr>
+      </w:r>
+      <w:r>
+        <w:rPr>
+          <w:lang w:val="zh_TW" w:bidi="zh_TW"/>
+        </w:rPr>
+        <w:t>箴言3:7</w:t>
+      </w:r>
+    </w:p>
+    <w:p>
+      <w:pPr>
+        <w:pStyle w:val="ListBullet"/>
+        <w:spacing w:line="240" w:lineRule="auto"/>
+        <w:ind w:left="720"/>
+      </w:pPr>
+      <w:r>
+        <w:rPr>
+          <w:lang w:val="zh_TW" w:bidi="zh_TW"/>
+        </w:rPr>
+      </w:r>
+      <w:r>
+        <w:rPr>
+          <w:lang w:val="zh_TW" w:bidi="zh_TW"/>
+        </w:rPr>
+        <w:t>詩篇22:16–17</w:t>
+      </w:r>
+    </w:p>
+    <w:p>
+      <w:pPr>
+        <w:pStyle w:val="Heading3"/>
+      </w:pPr>
+      <w:r>
+        <w:rPr>
+          <w:lang w:val="zh_TW" w:bidi="zh_TW"/>
+        </w:rPr>
+        <w:t>聖經開卷故事集裡的例子</w:t>
+      </w:r>
+      <w:r>
+        <w:rPr>
+          <w:lang w:val="zh_TW" w:bidi="zh_TW"/>
+        </w:rPr>
+        <w:t>：</w:t>
+      </w:r>
+    </w:p>
+    <w:p>
+      <w:pPr>
+        <w:pStyle w:val="ListBullet"/>
+        <w:spacing w:line="240" w:lineRule="auto"/>
+        <w:ind w:left="720"/>
+      </w:pPr>
+      <w:r>
+        <w:rPr>
+          <w:lang w:val="zh_TW" w:bidi="zh_TW"/>
+        </w:rPr>
+      </w:r>
+      <w:r>
+        <w:rPr>
+          <w:b/>
+          <w:lang w:val="zh_TW" w:bidi="zh_TW"/>
+        </w:rPr>
+        <w:t>2:4</w:t>
+      </w:r>
+      <w:r>
+        <w:rPr>
+          <w:lang w:val="zh_TW" w:bidi="zh_TW"/>
+        </w:rPr>
+        <w:t xml:space="preserve"> </w:t>
+      </w:r>
+      <w:r>
+        <w:rPr>
+          <w:lang w:val="zh_TW" w:bidi="zh_TW"/>
+        </w:rPr>
+        <w:t>「 那不是真的！你們不會死。因為神知道，你們只要吃了這果子，就會像神一樣知道善</w:t>
+      </w:r>
+      <w:r>
+        <w:rPr>
+          <w:b/>
+          <w:lang w:val="zh_TW" w:bidi="zh_TW"/>
+        </w:rPr>
+        <w:t>惡</w:t>
+      </w:r>
+      <w:r>
+        <w:rPr>
+          <w:lang w:val="zh_TW" w:bidi="zh_TW"/>
+        </w:rPr>
+        <w:t>。」</w:t>
+      </w:r>
+    </w:p>
+    <w:p>
+      <w:pPr>
+        <w:pStyle w:val="ListBullet"/>
+        <w:spacing w:line="240" w:lineRule="auto"/>
+        <w:ind w:left="720"/>
+      </w:pPr>
+      <w:r>
+        <w:rPr>
+          <w:lang w:val="zh_TW" w:bidi="zh_TW"/>
+        </w:rPr>
+      </w:r>
+      <w:r>
+        <w:rPr>
+          <w:b/>
+          <w:lang w:val="zh_TW" w:bidi="zh_TW"/>
+        </w:rPr>
+        <w:t>3:1</w:t>
+      </w:r>
+      <w:r>
+        <w:rPr>
+          <w:lang w:val="zh_TW" w:bidi="zh_TW"/>
+        </w:rPr>
+        <w:t xml:space="preserve"> </w:t>
+      </w:r>
+      <w:r>
+        <w:rPr>
+          <w:lang w:val="zh_TW" w:bidi="zh_TW"/>
+        </w:rPr>
+        <w:t>多年之後，地上住了許多人。他們變得相當</w:t>
+      </w:r>
+      <w:r>
+        <w:rPr>
+          <w:b/>
+          <w:lang w:val="zh_TW" w:bidi="zh_TW"/>
+        </w:rPr>
+        <w:t>邪惡</w:t>
+      </w:r>
+      <w:r>
+        <w:rPr>
+          <w:lang w:val="zh_TW" w:bidi="zh_TW"/>
+        </w:rPr>
+        <w:t>和粗暴。</w:t>
+      </w:r>
+    </w:p>
+    <w:p>
+      <w:pPr>
+        <w:pStyle w:val="ListBullet"/>
+        <w:spacing w:line="240" w:lineRule="auto"/>
+        <w:ind w:left="720"/>
+      </w:pPr>
+      <w:r>
+        <w:rPr>
+          <w:lang w:val="zh_TW" w:bidi="zh_TW"/>
+        </w:rPr>
+      </w:r>
+      <w:r>
+        <w:rPr>
+          <w:b/>
+          <w:lang w:val="zh_TW" w:bidi="zh_TW"/>
+        </w:rPr>
+        <w:t>3:2</w:t>
+      </w:r>
+      <w:r>
+        <w:rPr>
+          <w:lang w:val="zh_TW" w:bidi="zh_TW"/>
+        </w:rPr>
+        <w:t xml:space="preserve"> </w:t>
+      </w:r>
+      <w:r>
+        <w:rPr>
+          <w:lang w:val="zh_TW" w:bidi="zh_TW"/>
+        </w:rPr>
+        <w:t>挪亞受到神的喜愛，他是一位住在</w:t>
+      </w:r>
+      <w:r>
+        <w:rPr>
+          <w:b/>
+          <w:lang w:val="zh_TW" w:bidi="zh_TW"/>
+        </w:rPr>
+        <w:t>惡</w:t>
+      </w:r>
+      <w:r>
+        <w:rPr>
+          <w:lang w:val="zh_TW" w:bidi="zh_TW"/>
+        </w:rPr>
+        <w:t>人中的義人 。</w:t>
+      </w:r>
+    </w:p>
+    <w:p>
+      <w:pPr>
+        <w:pStyle w:val="ListBullet"/>
+        <w:spacing w:line="240" w:lineRule="auto"/>
+        <w:ind w:left="720"/>
+      </w:pPr>
+      <w:r>
+        <w:rPr>
+          <w:lang w:val="zh_TW" w:bidi="zh_TW"/>
+        </w:rPr>
+      </w:r>
+      <w:r>
+        <w:rPr>
+          <w:b/>
+          <w:lang w:val="zh_TW" w:bidi="zh_TW"/>
+        </w:rPr>
+        <w:t>4:2</w:t>
+      </w:r>
+      <w:r>
+        <w:rPr>
+          <w:lang w:val="zh_TW" w:bidi="zh_TW"/>
+        </w:rPr>
+        <w:t xml:space="preserve"> </w:t>
+      </w:r>
+      <w:r>
+        <w:rPr>
+          <w:lang w:val="zh_TW" w:bidi="zh_TW"/>
+        </w:rPr>
+        <w:t>神看了認為，如果他們繼續合作，可能會做更多邪惡的事情。</w:t>
+      </w:r>
+    </w:p>
+    <w:p>
+      <w:pPr>
+        <w:pStyle w:val="ListBullet"/>
+        <w:spacing w:line="240" w:lineRule="auto"/>
+        <w:ind w:left="720"/>
+      </w:pPr>
+      <w:r>
+        <w:rPr>
+          <w:lang w:val="zh_TW" w:bidi="zh_TW"/>
+        </w:rPr>
+      </w:r>
+      <w:r>
+        <w:rPr>
+          <w:b/>
+          <w:lang w:val="zh_TW" w:bidi="zh_TW"/>
+        </w:rPr>
+        <w:t>8:12</w:t>
+      </w:r>
+      <w:r>
+        <w:rPr>
+          <w:lang w:val="zh_TW" w:bidi="zh_TW"/>
+        </w:rPr>
+        <w:t xml:space="preserve"> 「</w:t>
+      </w:r>
+      <w:r>
+        <w:rPr>
+          <w:lang w:val="zh_TW" w:bidi="zh_TW"/>
+        </w:rPr>
+        <w:t>當你們把我賣作奴隸時，你們是在做</w:t>
+      </w:r>
+      <w:r>
+        <w:rPr>
+          <w:b/>
+          <w:lang w:val="zh_TW" w:bidi="zh_TW"/>
+        </w:rPr>
+        <w:t>惡事</w:t>
+      </w:r>
+      <w:r>
+        <w:rPr>
+          <w:lang w:val="zh_TW" w:bidi="zh_TW"/>
+        </w:rPr>
+        <w:t>，但是神使</w:t>
+      </w:r>
+      <w:r>
+        <w:rPr>
+          <w:b/>
+          <w:lang w:val="zh_TW" w:bidi="zh_TW"/>
+        </w:rPr>
+        <w:t>惡事</w:t>
+      </w:r>
+      <w:r>
+        <w:rPr>
+          <w:lang w:val="zh_TW" w:bidi="zh_TW"/>
+        </w:rPr>
+        <w:t>變成好事。</w:t>
+      </w:r>
+      <w:r>
+        <w:rPr>
+          <w:lang w:val="zh_TW" w:bidi="zh_TW"/>
+        </w:rPr>
+        <w:t>」</w:t>
+      </w:r>
+    </w:p>
+    <w:p>
+      <w:pPr>
+        <w:pStyle w:val="ListBullet"/>
+        <w:spacing w:line="240" w:lineRule="auto"/>
+        <w:ind w:left="720"/>
+      </w:pPr>
+      <w:r>
+        <w:rPr>
+          <w:lang w:val="zh_TW" w:bidi="zh_TW"/>
+        </w:rPr>
+      </w:r>
+      <w:r>
+        <w:rPr>
+          <w:b/>
+          <w:lang w:val="zh_TW" w:bidi="zh_TW"/>
+        </w:rPr>
+        <w:t>14:2</w:t>
+      </w:r>
+      <w:r>
+        <w:rPr>
+          <w:lang w:val="zh_TW" w:bidi="zh_TW"/>
+        </w:rPr>
+        <w:t xml:space="preserve"> </w:t>
+      </w:r>
+      <w:r>
+        <w:rPr>
+          <w:lang w:val="zh_TW" w:bidi="zh_TW"/>
+        </w:rPr>
+        <w:t>迦南人不信神，他們敬拜假神，做了很多</w:t>
+      </w:r>
+      <w:r>
+        <w:rPr>
+          <w:b/>
+          <w:lang w:val="zh_TW" w:bidi="zh_TW"/>
+        </w:rPr>
+        <w:t>惡</w:t>
+      </w:r>
+      <w:r>
+        <w:rPr>
+          <w:lang w:val="zh_TW" w:bidi="zh_TW"/>
+        </w:rPr>
+        <w:t>事。</w:t>
+      </w:r>
+    </w:p>
+    <w:p>
+      <w:pPr>
+        <w:pStyle w:val="ListBullet"/>
+        <w:spacing w:line="240" w:lineRule="auto"/>
+        <w:ind w:left="720"/>
+      </w:pPr>
+      <w:r>
+        <w:rPr>
+          <w:lang w:val="zh_TW" w:bidi="zh_TW"/>
+        </w:rPr>
+      </w:r>
+      <w:r>
+        <w:rPr>
+          <w:b/>
+          <w:lang w:val="zh_TW" w:bidi="zh_TW"/>
+        </w:rPr>
+        <w:t>17:1</w:t>
+      </w:r>
+      <w:r>
+        <w:rPr>
+          <w:lang w:val="zh_TW" w:bidi="zh_TW"/>
+        </w:rPr>
+        <w:t xml:space="preserve"> </w:t>
+      </w:r>
+      <w:r>
+        <w:rPr>
+          <w:lang w:val="zh_TW" w:bidi="zh_TW"/>
+        </w:rPr>
+        <w:t>但是後來他變得</w:t>
+      </w:r>
+      <w:r>
+        <w:rPr>
+          <w:b/>
+          <w:lang w:val="zh_TW" w:bidi="zh_TW"/>
+        </w:rPr>
+        <w:t>悖逆</w:t>
+      </w:r>
+      <w:r>
+        <w:rPr>
+          <w:lang w:val="zh_TW" w:bidi="zh_TW"/>
+        </w:rPr>
+        <w:t>，不遵從神了。所以，神選了另外一個人要代替掃羅。</w:t>
+      </w:r>
+    </w:p>
+    <w:p>
+      <w:pPr>
+        <w:pStyle w:val="ListBullet"/>
+        <w:spacing w:line="240" w:lineRule="auto"/>
+        <w:ind w:left="720"/>
+      </w:pPr>
+      <w:r>
+        <w:rPr>
+          <w:lang w:val="zh_TW" w:bidi="zh_TW"/>
+        </w:rPr>
+      </w:r>
+      <w:r>
+        <w:rPr>
+          <w:b/>
+          <w:lang w:val="zh_TW" w:bidi="zh_TW"/>
+        </w:rPr>
+        <w:t>18:11</w:t>
+      </w:r>
+      <w:r>
+        <w:rPr>
+          <w:lang w:val="zh_TW" w:bidi="zh_TW"/>
+        </w:rPr>
+        <w:t xml:space="preserve"> </w:t>
+      </w:r>
+      <w:r>
+        <w:rPr>
+          <w:lang w:val="zh_TW" w:bidi="zh_TW"/>
+        </w:rPr>
+        <w:t>在新的以色列國，所有的國王都是</w:t>
+      </w:r>
+      <w:r>
+        <w:rPr>
+          <w:b/>
+          <w:lang w:val="zh_TW" w:bidi="zh_TW"/>
+        </w:rPr>
+        <w:t>邪惡的</w:t>
+      </w:r>
+      <w:r>
+        <w:rPr>
+          <w:lang w:val="zh_TW" w:bidi="zh_TW"/>
+        </w:rPr>
+        <w:t>。</w:t>
+      </w:r>
+    </w:p>
+    <w:p>
+      <w:pPr>
+        <w:pStyle w:val="ListBullet"/>
+        <w:spacing w:line="240" w:lineRule="auto"/>
+        <w:ind w:left="720"/>
+      </w:pPr>
+      <w:r>
+        <w:rPr>
+          <w:lang w:val="zh_TW" w:bidi="zh_TW"/>
+        </w:rPr>
+      </w:r>
+      <w:r>
+        <w:rPr>
+          <w:b/>
+          <w:lang w:val="zh_TW" w:bidi="zh_TW"/>
+        </w:rPr>
+        <w:t>29:8</w:t>
+      </w:r>
+      <w:r>
+        <w:rPr>
+          <w:lang w:val="zh_TW" w:bidi="zh_TW"/>
+        </w:rPr>
+        <w:t xml:space="preserve"> </w:t>
+      </w:r>
+      <w:r>
+        <w:rPr>
+          <w:lang w:val="zh_TW" w:bidi="zh_TW"/>
+        </w:rPr>
+        <w:t>王就震怒把他下到獄裡，等他還清所欠的債。</w:t>
+      </w:r>
+    </w:p>
+    <w:p>
+      <w:pPr>
+        <w:pStyle w:val="ListBullet"/>
+        <w:spacing w:line="240" w:lineRule="auto"/>
+        <w:ind w:left="720"/>
+      </w:pPr>
+      <w:r>
+        <w:rPr>
+          <w:lang w:val="zh_TW" w:bidi="zh_TW"/>
+        </w:rPr>
+      </w:r>
+      <w:r>
+        <w:rPr>
+          <w:b/>
+          <w:lang w:val="zh_TW" w:bidi="zh_TW"/>
+        </w:rPr>
+        <w:t>45:2</w:t>
+      </w:r>
+      <w:r>
+        <w:rPr>
+          <w:lang w:val="zh_TW" w:bidi="zh_TW"/>
+        </w:rPr>
+        <w:t xml:space="preserve"> 他們說：</w:t>
+      </w:r>
+      <w:r>
+        <w:rPr>
+          <w:lang w:val="zh_TW" w:bidi="zh_TW"/>
+        </w:rPr>
+        <w:t>「我們聽見他</w:t>
+      </w:r>
+      <w:r>
+        <w:rPr>
+          <w:lang w:val="zh_TW" w:bidi="zh_TW"/>
+        </w:rPr>
+        <w:t>〔</w:t>
+      </w:r>
+      <w:r>
+        <w:rPr>
+          <w:lang w:val="zh_TW" w:bidi="zh_TW"/>
+        </w:rPr>
+        <w:t>司提反</w:t>
+      </w:r>
+      <w:r>
+        <w:rPr>
+          <w:lang w:val="zh_TW" w:bidi="zh_TW"/>
+        </w:rPr>
+        <w:t>〕</w:t>
+      </w:r>
+      <w:r>
+        <w:rPr>
+          <w:lang w:val="zh_TW" w:bidi="zh_TW"/>
+        </w:rPr>
+        <w:t>說</w:t>
+      </w:r>
+      <w:r>
+        <w:rPr>
+          <w:b/>
+          <w:lang w:val="zh_TW" w:bidi="zh_TW"/>
+        </w:rPr>
+        <w:t>褻瀆</w:t>
+      </w:r>
+      <w:r>
+        <w:rPr>
+          <w:lang w:val="zh_TW" w:bidi="zh_TW"/>
+        </w:rPr>
+        <w:t>摩西和神的話。」</w:t>
+      </w:r>
+    </w:p>
+    <w:p>
+      <w:pPr>
+        <w:pStyle w:val="ListBullet"/>
+        <w:spacing w:line="240" w:lineRule="auto"/>
+        <w:ind w:left="720"/>
+      </w:pPr>
+      <w:r>
+        <w:rPr>
+          <w:lang w:val="zh_TW" w:bidi="zh_TW"/>
+        </w:rPr>
+      </w:r>
+      <w:r>
+        <w:rPr>
+          <w:b/>
+          <w:lang w:val="zh_TW" w:bidi="zh_TW"/>
+        </w:rPr>
+        <w:t>50:17</w:t>
+      </w:r>
+      <w:r>
+        <w:rPr>
+          <w:lang w:val="zh_TW" w:bidi="zh_TW"/>
+        </w:rPr>
+        <w:t xml:space="preserve"> 他（耶穌）</w:t>
+      </w:r>
+      <w:r>
+        <w:rPr>
+          <w:lang w:val="zh_TW" w:bidi="zh_TW"/>
+        </w:rPr>
+        <w:t>將擦乾每一滴淚水，再也沒有苦難、悲傷、哭泣、</w:t>
+      </w:r>
+      <w:r>
+        <w:rPr>
+          <w:b/>
+          <w:lang w:val="zh_TW" w:bidi="zh_TW"/>
+        </w:rPr>
+        <w:t>邪惡</w:t>
+      </w:r>
+      <w:r>
+        <w:rPr>
+          <w:lang w:val="zh_TW" w:bidi="zh_TW"/>
+        </w:rPr>
+        <w:t>、痛苦與死亡。</w:t>
+      </w:r>
+    </w:p>
+    <w:p>
+      <w:pPr>
+        <w:pStyle w:val="Heading3"/>
+      </w:pPr>
+      <w:r>
+        <w:rPr>
+          <w:lang w:val="zh_TW" w:bidi="zh_TW"/>
+        </w:rPr>
+        <w:t>原文參照</w:t>
+      </w:r>
+      <w:r>
+        <w:rPr>
+          <w:lang w:val="zh_TW" w:bidi="zh_TW"/>
+        </w:rPr>
+        <w:t>：</w:t>
+      </w:r>
+    </w:p>
+    <w:p>
+      <w:pPr>
+        <w:pStyle w:val="ListBullet"/>
+        <w:spacing w:line="240" w:lineRule="auto"/>
+        <w:ind w:left="720"/>
+      </w:pPr>
+      <w:r>
+        <w:rPr>
+          <w:lang w:val="zh_TW" w:bidi="zh_TW"/>
+        </w:rPr>
+      </w:r>
+      <w:r>
+        <w:rPr>
+          <w:lang w:val="zh_TW" w:bidi="zh_TW"/>
+        </w:rPr>
+        <w:t>史特朗號：</w:t>
+      </w:r>
+      <w:r>
+        <w:rPr>
+          <w:lang w:val="zh_TW" w:bidi="zh_TW"/>
+        </w:rPr>
+        <w:t>H0205，H0605，H1100，H1681，H1942，H2154，H2162，H2254，H2617，H3399，H3415，H4209，H4849，H5753，H5766，H5767，H5999，H6001，H6090，H7451，H7455，H7489，H7561，H7562，H7563，H7564，G00920，G01130，G04590，G09320，G09870，G09880，G14260，G25490，G25510，G25540，G25550，G25560，G25570，G25590，G25600，G26350，G26360，G41510，G41890，G41900，G41910，G53370</w:t>
+      </w:r>
+      <w:r>
+        <w:rPr>
+          <w:lang w:val="zh_TW" w:bidi="zh_TW"/>
+        </w:rPr>
+      </w:r>
+      <w:r>
+        <w:rPr>
+          <w:lang w:val="zh_TW" w:bidi="zh_TW"/>
+        </w:rPr>
+      </w:r>
+    </w:p>
+    <w:p>
+      <w:pPr/>
+      <w:r>
+        <w:rPr>
+          <w:lang w:val="zh_TW" w:bidi="zh_TW"/>
+        </w:rPr>
+      </w:r>
+    </w:p>
+    <w:p>
+      <w:pPr>
+        <w:pStyle w:val="Heading2"/>
+      </w:pPr>
+      <w:r>
+        <w:rPr>
+          <w:lang w:val="zh_TW" w:bidi="zh_TW"/>
+        </w:rPr>
+        <w:t>邪術</w:t>
+      </w:r>
+      <w:r>
+        <w:rPr>
+          <w:lang w:val="zh_TW" w:bidi="zh_TW"/>
+        </w:rPr>
+      </w:r>
+    </w:p>
+    <w:p>
+      <w:pPr>
+        <w:pStyle w:val="Heading3"/>
+      </w:pPr>
+      <w:r>
+        <w:rPr>
+          <w:lang w:val="zh_TW" w:bidi="zh_TW"/>
+        </w:rPr>
+        <w:t>定義：</w:t>
+      </w:r>
+    </w:p>
+    <w:p>
+      <w:pPr/>
+      <w:r>
+        <w:rPr>
+          <w:lang w:val="zh_TW" w:bidi="zh_TW"/>
+        </w:rPr>
+      </w:r>
+      <w:r>
+        <w:rPr>
+          <w:lang w:val="zh_TW" w:bidi="zh_TW"/>
+        </w:rPr>
+        <w:t>「邪術」一詞指的是使用不是來自神的超自然力量的行為。「魔術師」是指從事邪術的人。</w:t>
+      </w:r>
+    </w:p>
+    <w:p>
+      <w:pPr>
+        <w:pStyle w:val="ListBullet"/>
+        <w:spacing w:line="240" w:lineRule="auto"/>
+        <w:ind w:left="720"/>
+      </w:pPr>
+      <w:r>
+        <w:rPr>
+          <w:lang w:val="zh_TW" w:bidi="zh_TW"/>
+        </w:rPr>
+      </w:r>
+      <w:r>
+        <w:rPr>
+          <w:lang w:val="zh_TW" w:bidi="zh_TW"/>
+        </w:rPr>
+        <w:t>在埃及，當神透過摩西行神蹟時，埃及法老的術士也能做一些相同的事情，但他們的能力並非來自神。</w:t>
+      </w:r>
+    </w:p>
+    <w:p>
+      <w:pPr>
+        <w:pStyle w:val="ListBullet"/>
+        <w:spacing w:line="240" w:lineRule="auto"/>
+        <w:ind w:left="720"/>
+      </w:pPr>
+      <w:r>
+        <w:rPr>
+          <w:lang w:val="zh_TW" w:bidi="zh_TW"/>
+        </w:rPr>
+      </w:r>
+      <w:r>
+        <w:rPr>
+          <w:lang w:val="zh_TW" w:bidi="zh_TW"/>
+        </w:rPr>
+        <w:t>邪術通常涉及施展咒語或重複某些詞語以使某些超自然的事情發生。</w:t>
+      </w:r>
+    </w:p>
+    <w:p>
+      <w:pPr>
+        <w:pStyle w:val="ListBullet"/>
+        <w:spacing w:line="240" w:lineRule="auto"/>
+        <w:ind w:left="720"/>
+      </w:pPr>
+      <w:r>
+        <w:rPr>
+          <w:lang w:val="zh_TW" w:bidi="zh_TW"/>
+        </w:rPr>
+      </w:r>
+      <w:r>
+        <w:rPr>
+          <w:lang w:val="zh_TW" w:bidi="zh_TW"/>
+        </w:rPr>
+        <w:t>神命令祂的子民不要行任何這些邪術或有占卜的行為。</w:t>
+      </w:r>
+    </w:p>
+    <w:p>
+      <w:pPr>
+        <w:pStyle w:val="ListBullet"/>
+        <w:spacing w:line="240" w:lineRule="auto"/>
+        <w:ind w:left="720"/>
+      </w:pPr>
+      <w:r>
+        <w:rPr>
+          <w:lang w:val="zh_TW" w:bidi="zh_TW"/>
+        </w:rPr>
+      </w:r>
+      <w:r>
+        <w:rPr>
+          <w:lang w:val="zh_TW" w:bidi="zh_TW"/>
+        </w:rPr>
+        <w:t>術士是一種魔術師，通常是使用魔法來傷害他人的人。</w:t>
+      </w:r>
+    </w:p>
+    <w:p>
+      <w:pPr/>
+      <w:r>
+        <w:rPr>
+          <w:lang w:val="zh_TW" w:bidi="zh_TW"/>
+        </w:rPr>
+      </w:r>
+      <w:r>
+        <w:rPr>
+          <w:lang w:val="zh_TW" w:bidi="zh_TW"/>
+        </w:rPr>
         <w:t>（另見：</w:t>
       </w:r>
       <w:r>
         <w:rPr>
           <w:lang w:val="zh_TW" w:bidi="zh_TW"/>
         </w:rPr>
-        <w:t>違背</w:t>
-      </w:r>
-      <w:r>
-        <w:rPr>
-          <w:lang w:val="zh_TW" w:bidi="zh_TW"/>
-        </w:rPr>
-        <w:t>、</w:t>
-      </w:r>
-      <w:r>
-        <w:rPr>
-          <w:lang w:val="zh_TW" w:bidi="zh_TW"/>
-        </w:rPr>
-        <w:t>罪</w:t>
-      </w:r>
-      <w:r>
-        <w:rPr>
-          <w:lang w:val="zh_TW" w:bidi="zh_TW"/>
-        </w:rPr>
-        <w:t>、</w:t>
-      </w:r>
-      <w:r>
-        <w:rPr>
-          <w:lang w:val="zh_TW" w:bidi="zh_TW"/>
-        </w:rPr>
-        <w:t>良</w:t>
-      </w:r>
-      <w:r>
-        <w:rPr>
-          <w:lang w:val="zh_TW" w:bidi="zh_TW"/>
-        </w:rPr>
-        <w:t>善</w:t>
-      </w:r>
-      <w:r>
-        <w:rPr>
-          <w:lang w:val="zh_TW" w:bidi="zh_TW"/>
-        </w:rPr>
-        <w:t>、</w:t>
-      </w:r>
-      <w:r>
-        <w:rPr>
-          <w:lang w:val="zh_TW" w:bidi="zh_TW"/>
-        </w:rPr>
-        <w:t>義</w:t>
-      </w:r>
-      <w:r>
-        <w:rPr>
-          <w:lang w:val="zh_TW" w:bidi="zh_TW"/>
-        </w:rPr>
-        <w:t>、</w:t>
-      </w:r>
-      <w:r>
-        <w:rPr>
-          <w:lang w:val="zh_TW" w:bidi="zh_TW"/>
-        </w:rPr>
-        <w:t>鬼</w:t>
-      </w:r>
-      <w:r>
-        <w:rPr>
-          <w:lang w:val="zh_TW" w:bidi="zh_TW"/>
-        </w:rPr>
-        <w:t>）</w:t>
-      </w:r>
-    </w:p>
-    <w:p>
-      <w:pPr>
-        <w:pStyle w:val="Heading3"/>
-      </w:pPr>
-      <w:r>
-        <w:rPr>
-          <w:lang w:val="zh_TW" w:bidi="zh_TW"/>
-        </w:rPr>
-        <w:t>參考經文</w:t>
-      </w:r>
-      <w:r>
-        <w:rPr>
-          <w:lang w:val="zh_TW" w:bidi="zh_TW"/>
-        </w:rPr>
-        <w:t>：</w:t>
-      </w:r>
-    </w:p>
-    <w:p>
-      <w:pPr>
-        <w:pStyle w:val="ListBullet"/>
-        <w:spacing w:line="240" w:lineRule="auto"/>
-        <w:ind w:left="720"/>
-      </w:pPr>
-      <w:r>
-        <w:rPr>
-          <w:lang w:val="zh_TW" w:bidi="zh_TW"/>
-        </w:rPr>
-      </w:r>
-      <w:r>
-        <w:rPr>
-          <w:lang w:val="zh_TW" w:bidi="zh_TW"/>
-        </w:rPr>
-        <w:t>撒母耳記上24:11</w:t>
-      </w:r>
-    </w:p>
-    <w:p>
-      <w:pPr>
-        <w:pStyle w:val="ListBullet"/>
-        <w:spacing w:line="240" w:lineRule="auto"/>
-        <w:ind w:left="720"/>
-      </w:pPr>
-      <w:r>
-        <w:rPr>
-          <w:lang w:val="zh_TW" w:bidi="zh_TW"/>
-        </w:rPr>
-      </w:r>
-      <w:r>
-        <w:rPr>
-          <w:lang w:val="zh_TW" w:bidi="zh_TW"/>
-        </w:rPr>
-        <w:t>提摩太前書6:10</w:t>
-      </w:r>
-    </w:p>
-    <w:p>
-      <w:pPr>
-        <w:pStyle w:val="ListBullet"/>
-        <w:spacing w:line="240" w:lineRule="auto"/>
-        <w:ind w:left="720"/>
-      </w:pPr>
-      <w:r>
-        <w:rPr>
-          <w:lang w:val="zh_TW" w:bidi="zh_TW"/>
-        </w:rPr>
-      </w:r>
-      <w:r>
-        <w:rPr>
-          <w:lang w:val="zh_TW" w:bidi="zh_TW"/>
-        </w:rPr>
-        <w:t>約翰三書1:10</w:t>
-      </w:r>
-    </w:p>
-    <w:p>
-      <w:pPr>
-        <w:pStyle w:val="ListBullet"/>
-        <w:spacing w:line="240" w:lineRule="auto"/>
-        <w:ind w:left="720"/>
-      </w:pPr>
-      <w:r>
-        <w:rPr>
-          <w:lang w:val="zh_TW" w:bidi="zh_TW"/>
-        </w:rPr>
-      </w:r>
-      <w:r>
-        <w:rPr>
-          <w:lang w:val="zh_TW" w:bidi="zh_TW"/>
-        </w:rPr>
-        <w:t>創世記2:17</w:t>
-      </w:r>
-    </w:p>
-    <w:p>
-      <w:pPr>
-        <w:pStyle w:val="ListBullet"/>
-        <w:spacing w:line="240" w:lineRule="auto"/>
-        <w:ind w:left="720"/>
-      </w:pPr>
-      <w:r>
-        <w:rPr>
-          <w:lang w:val="zh_TW" w:bidi="zh_TW"/>
-        </w:rPr>
-      </w:r>
-      <w:r>
-        <w:rPr>
-          <w:lang w:val="zh_TW" w:bidi="zh_TW"/>
-        </w:rPr>
-        <w:t>創世記6:5–6</w:t>
-      </w:r>
-    </w:p>
-    <w:p>
-      <w:pPr>
-        <w:pStyle w:val="ListBullet"/>
-        <w:spacing w:line="240" w:lineRule="auto"/>
-        <w:ind w:left="720"/>
-      </w:pPr>
-      <w:r>
-        <w:rPr>
-          <w:lang w:val="zh_TW" w:bidi="zh_TW"/>
-        </w:rPr>
-      </w:r>
-      <w:r>
-        <w:rPr>
-          <w:lang w:val="zh_TW" w:bidi="zh_TW"/>
-        </w:rPr>
-        <w:t>約伯記1:1</w:t>
-      </w:r>
-    </w:p>
-    <w:p>
-      <w:pPr>
-        <w:pStyle w:val="ListBullet"/>
-        <w:spacing w:line="240" w:lineRule="auto"/>
-        <w:ind w:left="720"/>
-      </w:pPr>
-      <w:r>
-        <w:rPr>
-          <w:lang w:val="zh_TW" w:bidi="zh_TW"/>
-        </w:rPr>
-      </w:r>
-      <w:r>
-        <w:rPr>
-          <w:lang w:val="zh_TW" w:bidi="zh_TW"/>
-        </w:rPr>
-        <w:t>約伯記8:20</w:t>
-      </w:r>
-    </w:p>
-    <w:p>
-      <w:pPr>
-        <w:pStyle w:val="ListBullet"/>
-        <w:spacing w:line="240" w:lineRule="auto"/>
-        <w:ind w:left="720"/>
-      </w:pPr>
-      <w:r>
-        <w:rPr>
-          <w:lang w:val="zh_TW" w:bidi="zh_TW"/>
-        </w:rPr>
-      </w:r>
-      <w:r>
-        <w:rPr>
-          <w:lang w:val="zh_TW" w:bidi="zh_TW"/>
-        </w:rPr>
-        <w:t>士師記9:57</w:t>
-      </w:r>
-    </w:p>
-    <w:p>
-      <w:pPr>
-        <w:pStyle w:val="ListBullet"/>
-        <w:spacing w:line="240" w:lineRule="auto"/>
-        <w:ind w:left="720"/>
-      </w:pPr>
-      <w:r>
-        <w:rPr>
-          <w:lang w:val="zh_TW" w:bidi="zh_TW"/>
-        </w:rPr>
-      </w:r>
-      <w:r>
-        <w:rPr>
-          <w:lang w:val="zh_TW" w:bidi="zh_TW"/>
-        </w:rPr>
-        <w:t>路加福音6:22–23</w:t>
-      </w:r>
-    </w:p>
-    <w:p>
-      <w:pPr>
-        <w:pStyle w:val="ListBullet"/>
-        <w:spacing w:line="240" w:lineRule="auto"/>
-        <w:ind w:left="720"/>
-      </w:pPr>
-      <w:r>
-        <w:rPr>
-          <w:lang w:val="zh_TW" w:bidi="zh_TW"/>
-        </w:rPr>
-      </w:r>
-      <w:r>
-        <w:rPr>
-          <w:lang w:val="zh_TW" w:bidi="zh_TW"/>
-        </w:rPr>
-        <w:t>馬太福音7:11–12</w:t>
-      </w:r>
-    </w:p>
-    <w:p>
-      <w:pPr>
-        <w:pStyle w:val="ListBullet"/>
-        <w:spacing w:line="240" w:lineRule="auto"/>
-        <w:ind w:left="720"/>
-      </w:pPr>
-      <w:r>
-        <w:rPr>
-          <w:lang w:val="zh_TW" w:bidi="zh_TW"/>
-        </w:rPr>
-      </w:r>
-      <w:r>
-        <w:rPr>
-          <w:lang w:val="zh_TW" w:bidi="zh_TW"/>
-        </w:rPr>
-        <w:t>箴言3:7</w:t>
-      </w:r>
-    </w:p>
-    <w:p>
-      <w:pPr>
-        <w:pStyle w:val="ListBullet"/>
-        <w:spacing w:line="240" w:lineRule="auto"/>
-        <w:ind w:left="720"/>
-      </w:pPr>
-      <w:r>
-        <w:rPr>
-          <w:lang w:val="zh_TW" w:bidi="zh_TW"/>
-        </w:rPr>
-      </w:r>
-      <w:r>
-        <w:rPr>
-          <w:lang w:val="zh_TW" w:bidi="zh_TW"/>
-        </w:rPr>
-        <w:t>詩篇22:16–17</w:t>
-      </w:r>
-    </w:p>
-    <w:p>
-      <w:pPr>
-        <w:pStyle w:val="Heading3"/>
-      </w:pPr>
-      <w:r>
-        <w:rPr>
-          <w:lang w:val="zh_TW" w:bidi="zh_TW"/>
-        </w:rPr>
-        <w:t>聖經開卷故事集裡的例子</w:t>
-      </w:r>
-      <w:r>
-        <w:rPr>
-          <w:lang w:val="zh_TW" w:bidi="zh_TW"/>
-        </w:rPr>
-        <w:t>：</w:t>
-      </w:r>
-    </w:p>
-    <w:p>
-      <w:pPr>
-        <w:pStyle w:val="ListBullet"/>
-        <w:spacing w:line="240" w:lineRule="auto"/>
-        <w:ind w:left="720"/>
-      </w:pPr>
-      <w:r>
-        <w:rPr>
-          <w:lang w:val="zh_TW" w:bidi="zh_TW"/>
-        </w:rPr>
-      </w:r>
-      <w:r>
-        <w:rPr>
-          <w:b/>
-          <w:lang w:val="zh_TW" w:bidi="zh_TW"/>
-        </w:rPr>
-        <w:t>2:4</w:t>
-      </w:r>
-      <w:r>
-        <w:rPr>
-          <w:lang w:val="zh_TW" w:bidi="zh_TW"/>
-        </w:rPr>
-        <w:t xml:space="preserve"> </w:t>
-      </w:r>
-      <w:r>
-        <w:rPr>
-          <w:lang w:val="zh_TW" w:bidi="zh_TW"/>
-        </w:rPr>
-        <w:t>「 那不是真的！你們不會死。因為神知道，你們只要吃了這果子，就會像神一樣知道善</w:t>
-      </w:r>
-      <w:r>
-        <w:rPr>
-          <w:b/>
-          <w:lang w:val="zh_TW" w:bidi="zh_TW"/>
-        </w:rPr>
-        <w:t>惡</w:t>
-      </w:r>
-      <w:r>
-        <w:rPr>
-          <w:lang w:val="zh_TW" w:bidi="zh_TW"/>
-        </w:rPr>
-        <w:t>。」</w:t>
-      </w:r>
-    </w:p>
-    <w:p>
-      <w:pPr>
-        <w:pStyle w:val="ListBullet"/>
-        <w:spacing w:line="240" w:lineRule="auto"/>
-        <w:ind w:left="720"/>
-      </w:pPr>
-      <w:r>
-        <w:rPr>
-          <w:lang w:val="zh_TW" w:bidi="zh_TW"/>
-        </w:rPr>
-      </w:r>
-      <w:r>
-        <w:rPr>
-          <w:b/>
-          <w:lang w:val="zh_TW" w:bidi="zh_TW"/>
-        </w:rPr>
-        <w:t>3:1</w:t>
-      </w:r>
-      <w:r>
-        <w:rPr>
-          <w:lang w:val="zh_TW" w:bidi="zh_TW"/>
-        </w:rPr>
-        <w:t xml:space="preserve"> </w:t>
-      </w:r>
-      <w:r>
-        <w:rPr>
-          <w:lang w:val="zh_TW" w:bidi="zh_TW"/>
-        </w:rPr>
-        <w:t>多年之後，地上住了許多人。他們變得相當</w:t>
-      </w:r>
-      <w:r>
-        <w:rPr>
-          <w:b/>
-          <w:lang w:val="zh_TW" w:bidi="zh_TW"/>
-        </w:rPr>
-        <w:t>邪惡</w:t>
-      </w:r>
-      <w:r>
-        <w:rPr>
-          <w:lang w:val="zh_TW" w:bidi="zh_TW"/>
-        </w:rPr>
-        <w:t>和粗暴。</w:t>
-      </w:r>
-    </w:p>
-    <w:p>
-      <w:pPr>
-        <w:pStyle w:val="ListBullet"/>
-        <w:spacing w:line="240" w:lineRule="auto"/>
-        <w:ind w:left="720"/>
-      </w:pPr>
-      <w:r>
-        <w:rPr>
-          <w:lang w:val="zh_TW" w:bidi="zh_TW"/>
-        </w:rPr>
-      </w:r>
-      <w:r>
-        <w:rPr>
-          <w:b/>
-          <w:lang w:val="zh_TW" w:bidi="zh_TW"/>
-        </w:rPr>
-        <w:t>3:2</w:t>
-      </w:r>
-      <w:r>
-        <w:rPr>
-          <w:lang w:val="zh_TW" w:bidi="zh_TW"/>
-        </w:rPr>
-        <w:t xml:space="preserve"> </w:t>
-      </w:r>
-      <w:r>
-        <w:rPr>
-          <w:lang w:val="zh_TW" w:bidi="zh_TW"/>
-        </w:rPr>
-        <w:t>挪亞受到神的喜愛，他是一位住在</w:t>
-      </w:r>
-      <w:r>
-        <w:rPr>
-          <w:b/>
-          <w:lang w:val="zh_TW" w:bidi="zh_TW"/>
-        </w:rPr>
-        <w:t>惡</w:t>
-      </w:r>
-      <w:r>
-        <w:rPr>
-          <w:lang w:val="zh_TW" w:bidi="zh_TW"/>
-        </w:rPr>
-        <w:t>人中的義人 。</w:t>
-      </w:r>
-    </w:p>
-    <w:p>
-      <w:pPr>
-        <w:pStyle w:val="ListBullet"/>
-        <w:spacing w:line="240" w:lineRule="auto"/>
-        <w:ind w:left="720"/>
-      </w:pPr>
-      <w:r>
-        <w:rPr>
-          <w:lang w:val="zh_TW" w:bidi="zh_TW"/>
-        </w:rPr>
-      </w:r>
-      <w:r>
-        <w:rPr>
-          <w:b/>
-          <w:lang w:val="zh_TW" w:bidi="zh_TW"/>
-        </w:rPr>
-        <w:t>4:2</w:t>
-      </w:r>
-      <w:r>
-        <w:rPr>
-          <w:lang w:val="zh_TW" w:bidi="zh_TW"/>
-        </w:rPr>
-        <w:t xml:space="preserve"> </w:t>
-      </w:r>
-      <w:r>
-        <w:rPr>
-          <w:lang w:val="zh_TW" w:bidi="zh_TW"/>
-        </w:rPr>
-        <w:t>神看了認為，如果他們繼續合作，可能會做更多邪惡的事情。</w:t>
-      </w:r>
-    </w:p>
-    <w:p>
-      <w:pPr>
-        <w:pStyle w:val="ListBullet"/>
-        <w:spacing w:line="240" w:lineRule="auto"/>
-        <w:ind w:left="720"/>
-      </w:pPr>
-      <w:r>
-        <w:rPr>
-          <w:lang w:val="zh_TW" w:bidi="zh_TW"/>
-        </w:rPr>
-      </w:r>
-      <w:r>
-        <w:rPr>
-          <w:b/>
-          <w:lang w:val="zh_TW" w:bidi="zh_TW"/>
-        </w:rPr>
-        <w:t>8:12</w:t>
-      </w:r>
-      <w:r>
-        <w:rPr>
-          <w:lang w:val="zh_TW" w:bidi="zh_TW"/>
-        </w:rPr>
-        <w:t xml:space="preserve"> 「</w:t>
-      </w:r>
-      <w:r>
-        <w:rPr>
-          <w:lang w:val="zh_TW" w:bidi="zh_TW"/>
-        </w:rPr>
-        <w:t>當你們把我賣作奴隸時，你們是在做</w:t>
-      </w:r>
-      <w:r>
-        <w:rPr>
-          <w:b/>
-          <w:lang w:val="zh_TW" w:bidi="zh_TW"/>
-        </w:rPr>
-        <w:t>惡事</w:t>
-      </w:r>
-      <w:r>
-        <w:rPr>
-          <w:lang w:val="zh_TW" w:bidi="zh_TW"/>
-        </w:rPr>
-        <w:t>，但是神使</w:t>
-      </w:r>
-      <w:r>
-        <w:rPr>
-          <w:b/>
-          <w:lang w:val="zh_TW" w:bidi="zh_TW"/>
-        </w:rPr>
-        <w:t>惡事</w:t>
-      </w:r>
-      <w:r>
-        <w:rPr>
-          <w:lang w:val="zh_TW" w:bidi="zh_TW"/>
-        </w:rPr>
-        <w:t>變成好事。</w:t>
-      </w:r>
-      <w:r>
-        <w:rPr>
-          <w:lang w:val="zh_TW" w:bidi="zh_TW"/>
-        </w:rPr>
-        <w:t>」</w:t>
-      </w:r>
-    </w:p>
-    <w:p>
-      <w:pPr>
-        <w:pStyle w:val="ListBullet"/>
-        <w:spacing w:line="240" w:lineRule="auto"/>
-        <w:ind w:left="720"/>
-      </w:pPr>
-      <w:r>
-        <w:rPr>
-          <w:lang w:val="zh_TW" w:bidi="zh_TW"/>
-        </w:rPr>
-      </w:r>
-      <w:r>
-        <w:rPr>
-          <w:b/>
-          <w:lang w:val="zh_TW" w:bidi="zh_TW"/>
-        </w:rPr>
-        <w:t>14:2</w:t>
-      </w:r>
-      <w:r>
-        <w:rPr>
-          <w:lang w:val="zh_TW" w:bidi="zh_TW"/>
-        </w:rPr>
-        <w:t xml:space="preserve"> </w:t>
-      </w:r>
-      <w:r>
-        <w:rPr>
-          <w:lang w:val="zh_TW" w:bidi="zh_TW"/>
-        </w:rPr>
-        <w:t>迦南人不信神，他們敬拜假神，做了很多</w:t>
-      </w:r>
-      <w:r>
-        <w:rPr>
-          <w:b/>
-          <w:lang w:val="zh_TW" w:bidi="zh_TW"/>
-        </w:rPr>
-        <w:t>惡</w:t>
-      </w:r>
-      <w:r>
-        <w:rPr>
-          <w:lang w:val="zh_TW" w:bidi="zh_TW"/>
-        </w:rPr>
-        <w:t>事。</w:t>
-      </w:r>
-    </w:p>
-    <w:p>
-      <w:pPr>
-        <w:pStyle w:val="ListBullet"/>
-        <w:spacing w:line="240" w:lineRule="auto"/>
-        <w:ind w:left="720"/>
-      </w:pPr>
-      <w:r>
-        <w:rPr>
-          <w:lang w:val="zh_TW" w:bidi="zh_TW"/>
-        </w:rPr>
-      </w:r>
-      <w:r>
-        <w:rPr>
-          <w:b/>
-          <w:lang w:val="zh_TW" w:bidi="zh_TW"/>
-        </w:rPr>
-        <w:t>17:1</w:t>
-      </w:r>
-      <w:r>
-        <w:rPr>
-          <w:lang w:val="zh_TW" w:bidi="zh_TW"/>
-        </w:rPr>
-        <w:t xml:space="preserve"> </w:t>
-      </w:r>
-      <w:r>
-        <w:rPr>
-          <w:lang w:val="zh_TW" w:bidi="zh_TW"/>
-        </w:rPr>
-        <w:t>但是後來他變得</w:t>
-      </w:r>
-      <w:r>
-        <w:rPr>
-          <w:b/>
-          <w:lang w:val="zh_TW" w:bidi="zh_TW"/>
-        </w:rPr>
-        <w:t>悖逆</w:t>
-      </w:r>
-      <w:r>
-        <w:rPr>
-          <w:lang w:val="zh_TW" w:bidi="zh_TW"/>
-        </w:rPr>
-        <w:t>，不遵從神了。所以，神選了另外一個人要代替掃羅。</w:t>
-      </w:r>
-    </w:p>
-    <w:p>
-      <w:pPr>
-        <w:pStyle w:val="ListBullet"/>
-        <w:spacing w:line="240" w:lineRule="auto"/>
-        <w:ind w:left="720"/>
-      </w:pPr>
-      <w:r>
-        <w:rPr>
-          <w:lang w:val="zh_TW" w:bidi="zh_TW"/>
-        </w:rPr>
-      </w:r>
-      <w:r>
-        <w:rPr>
-          <w:b/>
-          <w:lang w:val="zh_TW" w:bidi="zh_TW"/>
-        </w:rPr>
-        <w:t>18:11</w:t>
-      </w:r>
-      <w:r>
-        <w:rPr>
-          <w:lang w:val="zh_TW" w:bidi="zh_TW"/>
-        </w:rPr>
-        <w:t xml:space="preserve"> </w:t>
-      </w:r>
-      <w:r>
-        <w:rPr>
-          <w:lang w:val="zh_TW" w:bidi="zh_TW"/>
-        </w:rPr>
-        <w:t>在新的以色列國，所有的國王都是</w:t>
-      </w:r>
-      <w:r>
-        <w:rPr>
-          <w:b/>
-          <w:lang w:val="zh_TW" w:bidi="zh_TW"/>
-        </w:rPr>
-        <w:t>邪惡的</w:t>
-      </w:r>
-      <w:r>
-        <w:rPr>
-          <w:lang w:val="zh_TW" w:bidi="zh_TW"/>
-        </w:rPr>
-        <w:t>。</w:t>
-      </w:r>
-    </w:p>
-    <w:p>
-      <w:pPr>
-        <w:pStyle w:val="ListBullet"/>
-        <w:spacing w:line="240" w:lineRule="auto"/>
-        <w:ind w:left="720"/>
-      </w:pPr>
-      <w:r>
-        <w:rPr>
-          <w:lang w:val="zh_TW" w:bidi="zh_TW"/>
-        </w:rPr>
-      </w:r>
-      <w:r>
-        <w:rPr>
-          <w:b/>
-          <w:lang w:val="zh_TW" w:bidi="zh_TW"/>
-        </w:rPr>
-        <w:t>29:8</w:t>
-      </w:r>
-      <w:r>
-        <w:rPr>
-          <w:lang w:val="zh_TW" w:bidi="zh_TW"/>
-        </w:rPr>
-        <w:t xml:space="preserve"> </w:t>
-      </w:r>
-      <w:r>
-        <w:rPr>
-          <w:lang w:val="zh_TW" w:bidi="zh_TW"/>
-        </w:rPr>
-        <w:t>王就震怒把他下到獄裡，等他還清所欠的債。</w:t>
-      </w:r>
-    </w:p>
-    <w:p>
-      <w:pPr>
-        <w:pStyle w:val="ListBullet"/>
-        <w:spacing w:line="240" w:lineRule="auto"/>
-        <w:ind w:left="720"/>
-      </w:pPr>
-      <w:r>
-        <w:rPr>
-          <w:lang w:val="zh_TW" w:bidi="zh_TW"/>
-        </w:rPr>
-      </w:r>
-      <w:r>
-        <w:rPr>
-          <w:b/>
-          <w:lang w:val="zh_TW" w:bidi="zh_TW"/>
-        </w:rPr>
-        <w:t>45:2</w:t>
-      </w:r>
-      <w:r>
-        <w:rPr>
-          <w:lang w:val="zh_TW" w:bidi="zh_TW"/>
-        </w:rPr>
-        <w:t xml:space="preserve"> 他們說：</w:t>
-      </w:r>
-      <w:r>
-        <w:rPr>
-          <w:lang w:val="zh_TW" w:bidi="zh_TW"/>
-        </w:rPr>
-        <w:t>「我們聽見他</w:t>
-      </w:r>
-      <w:r>
-        <w:rPr>
-          <w:lang w:val="zh_TW" w:bidi="zh_TW"/>
-        </w:rPr>
-        <w:t>〔</w:t>
-      </w:r>
-      <w:r>
-        <w:rPr>
-          <w:lang w:val="zh_TW" w:bidi="zh_TW"/>
-        </w:rPr>
-        <w:t>司提反</w:t>
-      </w:r>
-      <w:r>
-        <w:rPr>
-          <w:lang w:val="zh_TW" w:bidi="zh_TW"/>
-        </w:rPr>
-        <w:t>〕</w:t>
-      </w:r>
-      <w:r>
-        <w:rPr>
-          <w:lang w:val="zh_TW" w:bidi="zh_TW"/>
-        </w:rPr>
-        <w:t>說</w:t>
-      </w:r>
-      <w:r>
-        <w:rPr>
-          <w:b/>
-          <w:lang w:val="zh_TW" w:bidi="zh_TW"/>
-        </w:rPr>
-        <w:t>褻瀆</w:t>
-      </w:r>
-      <w:r>
-        <w:rPr>
-          <w:lang w:val="zh_TW" w:bidi="zh_TW"/>
-        </w:rPr>
-        <w:t>摩西和神的話。」</w:t>
-      </w:r>
-    </w:p>
-    <w:p>
-      <w:pPr>
-        <w:pStyle w:val="ListBullet"/>
-        <w:spacing w:line="240" w:lineRule="auto"/>
-        <w:ind w:left="720"/>
-      </w:pPr>
-      <w:r>
-        <w:rPr>
-          <w:lang w:val="zh_TW" w:bidi="zh_TW"/>
-        </w:rPr>
-      </w:r>
-      <w:r>
-        <w:rPr>
-          <w:b/>
-          <w:lang w:val="zh_TW" w:bidi="zh_TW"/>
-        </w:rPr>
-        <w:t>50:17</w:t>
-      </w:r>
-      <w:r>
-        <w:rPr>
-          <w:lang w:val="zh_TW" w:bidi="zh_TW"/>
-        </w:rPr>
-        <w:t xml:space="preserve"> 他（耶穌）</w:t>
-      </w:r>
-      <w:r>
-        <w:rPr>
-          <w:lang w:val="zh_TW" w:bidi="zh_TW"/>
-        </w:rPr>
-        <w:t>將擦乾每一滴淚水，再也沒有苦難、悲傷、哭泣、</w:t>
-      </w:r>
-      <w:r>
-        <w:rPr>
-          <w:b/>
-          <w:lang w:val="zh_TW" w:bidi="zh_TW"/>
-        </w:rPr>
-        <w:t>邪惡</w:t>
-      </w:r>
-      <w:r>
-        <w:rPr>
-          <w:lang w:val="zh_TW" w:bidi="zh_TW"/>
-        </w:rPr>
-        <w:t>、痛苦與死亡。</w:t>
-      </w:r>
-    </w:p>
-    <w:p>
-      <w:pPr>
-        <w:pStyle w:val="Heading3"/>
-      </w:pPr>
-      <w:r>
-        <w:rPr>
-          <w:lang w:val="zh_TW" w:bidi="zh_TW"/>
-        </w:rPr>
-        <w:t>原文參照</w:t>
-      </w:r>
-      <w:r>
-        <w:rPr>
-          <w:lang w:val="zh_TW" w:bidi="zh_TW"/>
-        </w:rPr>
-        <w:t>：</w:t>
-      </w:r>
-    </w:p>
-    <w:p>
-      <w:pPr>
-        <w:pStyle w:val="ListBullet"/>
-        <w:spacing w:line="240" w:lineRule="auto"/>
-        <w:ind w:left="720"/>
-      </w:pPr>
-      <w:r>
-        <w:rPr>
-          <w:lang w:val="zh_TW" w:bidi="zh_TW"/>
-        </w:rPr>
-      </w:r>
-      <w:r>
-        <w:rPr>
-          <w:lang w:val="zh_TW" w:bidi="zh_TW"/>
-        </w:rPr>
-        <w:t>史特朗號：</w:t>
-      </w:r>
-      <w:r>
-        <w:rPr>
-          <w:lang w:val="zh_TW" w:bidi="zh_TW"/>
-        </w:rPr>
-        <w:t>H0205，H0605，H1100，H1681，H1942，H2154，H2162，H2254，H2617，H3399，H3415，H4209，H4849，H5753，H5766，H5767，H5999，H6001，H6090，H7451，H7455，H7489，H7561，H7562，H7563，H7564，G00920，G01130，G04590，G09320，G09870，G09880，G14260，G25490，G25510，G25540，G25550，G25560，G25570，G25590，G25600，G26350，G26360，G41510，G41890，G41900，G41910，G53370</w:t>
-      </w:r>
-      <w:r>
-        <w:rPr>
-          <w:lang w:val="zh_TW" w:bidi="zh_TW"/>
-        </w:rPr>
-      </w:r>
-      <w:r>
-        <w:rPr>
-          <w:lang w:val="zh_TW" w:bidi="zh_TW"/>
-        </w:rPr>
-      </w:r>
-    </w:p>
-    <w:p>
-      <w:pPr/>
-      <w:r>
-        <w:rPr>
-          <w:lang w:val="zh_TW" w:bidi="zh_TW"/>
-        </w:rPr>
-      </w:r>
-    </w:p>
-    <w:p>
-      <w:pPr>
-        <w:pStyle w:val="Heading2"/>
-      </w:pPr>
-      <w:r>
-        <w:rPr>
-          <w:lang w:val="zh_TW" w:bidi="zh_TW"/>
-        </w:rPr>
-        <w:t>邪術</w:t>
-      </w:r>
-      <w:r>
-        <w:rPr>
-          <w:lang w:val="zh_TW" w:bidi="zh_TW"/>
-        </w:rPr>
-      </w:r>
-    </w:p>
-    <w:p>
-      <w:pPr>
-        <w:pStyle w:val="Heading3"/>
-      </w:pPr>
-      <w:r>
-        <w:rPr>
-          <w:lang w:val="zh_TW" w:bidi="zh_TW"/>
-        </w:rPr>
-        <w:t>定義：</w:t>
-      </w:r>
-    </w:p>
-    <w:p>
-      <w:pPr/>
-      <w:r>
-        <w:rPr>
-          <w:lang w:val="zh_TW" w:bidi="zh_TW"/>
-        </w:rPr>
-      </w:r>
-      <w:r>
-        <w:rPr>
-          <w:lang w:val="zh_TW" w:bidi="zh_TW"/>
-        </w:rPr>
-        <w:t>「邪術」一詞指的是使用不是來自神的超自然力量的行為。「魔術師」是指從事邪術的人。</w:t>
-      </w:r>
-    </w:p>
-    <w:p>
-      <w:pPr>
-        <w:pStyle w:val="ListBullet"/>
-        <w:spacing w:line="240" w:lineRule="auto"/>
-        <w:ind w:left="720"/>
-      </w:pPr>
-      <w:r>
-        <w:rPr>
-          <w:lang w:val="zh_TW" w:bidi="zh_TW"/>
-        </w:rPr>
-      </w:r>
-      <w:r>
-        <w:rPr>
-          <w:lang w:val="zh_TW" w:bidi="zh_TW"/>
-        </w:rPr>
-        <w:t>在埃及，當神透過摩西行神蹟時，埃及法老的術士也能做一些相同的事情，但他們的能力並非來自神。</w:t>
-      </w:r>
-    </w:p>
-    <w:p>
-      <w:pPr>
-        <w:pStyle w:val="ListBullet"/>
-        <w:spacing w:line="240" w:lineRule="auto"/>
-        <w:ind w:left="720"/>
-      </w:pPr>
-      <w:r>
-        <w:rPr>
-          <w:lang w:val="zh_TW" w:bidi="zh_TW"/>
-        </w:rPr>
-      </w:r>
-      <w:r>
-        <w:rPr>
-          <w:lang w:val="zh_TW" w:bidi="zh_TW"/>
-        </w:rPr>
-        <w:t>邪術通常涉及施展咒語或重複某些詞語以使某些超自然的事情發生。</w:t>
-      </w:r>
-    </w:p>
-    <w:p>
-      <w:pPr>
-        <w:pStyle w:val="ListBullet"/>
-        <w:spacing w:line="240" w:lineRule="auto"/>
-        <w:ind w:left="720"/>
-      </w:pPr>
-      <w:r>
-        <w:rPr>
-          <w:lang w:val="zh_TW" w:bidi="zh_TW"/>
-        </w:rPr>
-      </w:r>
-      <w:r>
-        <w:rPr>
-          <w:lang w:val="zh_TW" w:bidi="zh_TW"/>
-        </w:rPr>
-        <w:t>神命令祂的子民不要行任何這些邪術或有占卜的行為。</w:t>
-      </w:r>
-    </w:p>
-    <w:p>
-      <w:pPr>
-        <w:pStyle w:val="ListBullet"/>
-        <w:spacing w:line="240" w:lineRule="auto"/>
-        <w:ind w:left="720"/>
-      </w:pPr>
-      <w:r>
-        <w:rPr>
-          <w:lang w:val="zh_TW" w:bidi="zh_TW"/>
-        </w:rPr>
-      </w:r>
-      <w:r>
-        <w:rPr>
-          <w:lang w:val="zh_TW" w:bidi="zh_TW"/>
-        </w:rPr>
-        <w:t>術士是一種魔術師，通常是使用魔法來傷害他人的人。</w:t>
-      </w:r>
-    </w:p>
-    <w:p>
-      <w:pPr/>
-      <w:r>
-        <w:rPr>
-          <w:lang w:val="zh_TW" w:bidi="zh_TW"/>
-        </w:rPr>
-      </w:r>
-      <w:r>
-        <w:rPr>
-          <w:lang w:val="zh_TW" w:bidi="zh_TW"/>
-        </w:rPr>
-        <w:t>（另見：</w:t>
-      </w:r>
-      <w:r>
-        <w:rPr>
-          <w:lang w:val="zh_TW" w:bidi="zh_TW"/>
-        </w:rPr>
         <w:t>占卜</w:t>
       </w:r>
       <w:r>
@@ -1398,19 +1380,7 @@
         <w:rPr>
           <w:lang w:val="zh_TW" w:bidi="zh_TW"/>
         </w:rPr>
-        <w:t>，</w:t>
-      </w:r>
-      <w:r>
-        <w:rPr>
-          <w:lang w:val="zh_TW" w:bidi="zh_TW"/>
-        </w:rPr>
-        <w:t>權力</w:t>
-      </w:r>
-      <w:r>
-        <w:rPr>
-          <w:lang w:val="zh_TW" w:bidi="zh_TW"/>
-        </w:rPr>
-        <w:t>，</w:t>
+        <w:t>，權力，</w:t>
       </w:r>
       <w:r>
         <w:rPr>
